--- a/NOTES/1_springboot internal working.docx
+++ b/NOTES/1_springboot internal working.docx
@@ -1061,7 +1061,21 @@
         <w:rPr>
           <w:lang w:val="en-US"/>
         </w:rPr>
-        <w:t xml:space="preserve"> won’t </w:t>
+        <w:t xml:space="preserve"> </w:t>
+      </w:r>
+      <w:proofErr w:type="gramStart"/>
+      <w:r>
+        <w:rPr>
+          <w:lang w:val="en-US"/>
+        </w:rPr>
+        <w:t>won’t</w:t>
+      </w:r>
+      <w:proofErr w:type="gramEnd"/>
+      <w:r>
+        <w:rPr>
+          <w:lang w:val="en-US"/>
+        </w:rPr>
+        <w:t xml:space="preserve"> </w:t>
       </w:r>
       <w:proofErr w:type="gramStart"/>
       <w:r>
@@ -1204,6 +1218,2016 @@
           <w:lang w:val="en-US"/>
         </w:rPr>
         <w:t>Simple Controllers functions:</w:t>
+      </w:r>
+    </w:p>
+    <w:p>
+      <w:pPr>
+        <w:pStyle w:val="ListParagraph"/>
+        <w:shd w:val="clear" w:color="auto" w:fill="1E1F22"/>
+        <w:tabs>
+          <w:tab w:val="left" w:pos="916"/>
+          <w:tab w:val="left" w:pos="1832"/>
+          <w:tab w:val="left" w:pos="2748"/>
+          <w:tab w:val="left" w:pos="3664"/>
+          <w:tab w:val="left" w:pos="4580"/>
+          <w:tab w:val="left" w:pos="5496"/>
+          <w:tab w:val="left" w:pos="6412"/>
+          <w:tab w:val="left" w:pos="7328"/>
+          <w:tab w:val="left" w:pos="8244"/>
+          <w:tab w:val="left" w:pos="9160"/>
+          <w:tab w:val="left" w:pos="10076"/>
+          <w:tab w:val="left" w:pos="10992"/>
+          <w:tab w:val="left" w:pos="11908"/>
+          <w:tab w:val="left" w:pos="12824"/>
+          <w:tab w:val="left" w:pos="13740"/>
+          <w:tab w:val="left" w:pos="14656"/>
+        </w:tabs>
+        <w:spacing w:after="0" w:line="240" w:lineRule="auto"/>
+        <w:rPr>
+          <w:rFonts w:ascii="Courier New" w:eastAsia="Times New Roman" w:hAnsi="Courier New" w:cs="Courier New"/>
+          <w:color w:val="BCBEC4"/>
+          <w:kern w:val="0"/>
+          <w:sz w:val="20"/>
+          <w:szCs w:val="20"/>
+          <w:lang w:eastAsia="en-IN"/>
+          <w14:ligatures w14:val="none"/>
+        </w:rPr>
+      </w:pPr>
+      <w:r>
+        <w:rPr>
+          <w:rFonts w:ascii="Courier New" w:eastAsia="Times New Roman" w:hAnsi="Courier New" w:cs="Courier New"/>
+          <w:color w:val="BCBEC4"/>
+          <w:kern w:val="0"/>
+          <w:sz w:val="20"/>
+          <w:szCs w:val="20"/>
+          <w:lang w:eastAsia="en-IN"/>
+          <w14:ligatures w14:val="none"/>
+        </w:rPr>
+        <w:br/>
+      </w:r>
+      <w:r>
+        <w:rPr>
+          <w:rFonts w:ascii="Courier New" w:eastAsia="Times New Roman" w:hAnsi="Courier New" w:cs="Courier New"/>
+          <w:color w:val="B3AE60"/>
+          <w:kern w:val="0"/>
+          <w:sz w:val="20"/>
+          <w:szCs w:val="20"/>
+          <w:lang w:eastAsia="en-IN"/>
+          <w14:ligatures w14:val="none"/>
+        </w:rPr>
+        <w:t>@RestController</w:t>
+      </w:r>
+      <w:r>
+        <w:rPr>
+          <w:rFonts w:ascii="Courier New" w:eastAsia="Times New Roman" w:hAnsi="Courier New" w:cs="Courier New"/>
+          <w:color w:val="B3AE60"/>
+          <w:kern w:val="0"/>
+          <w:sz w:val="20"/>
+          <w:szCs w:val="20"/>
+          <w:lang w:eastAsia="en-IN"/>
+          <w14:ligatures w14:val="none"/>
+        </w:rPr>
+        <w:br/>
+        <w:t>@RequestMapping</w:t>
+      </w:r>
+      <w:r>
+        <w:rPr>
+          <w:rFonts w:ascii="Courier New" w:eastAsia="Times New Roman" w:hAnsi="Courier New" w:cs="Courier New"/>
+          <w:color w:val="BCBEC4"/>
+          <w:kern w:val="0"/>
+          <w:sz w:val="20"/>
+          <w:szCs w:val="20"/>
+          <w:lang w:eastAsia="en-IN"/>
+          <w14:ligatures w14:val="none"/>
+        </w:rPr>
+        <w:t>(</w:t>
+      </w:r>
+      <w:r>
+        <w:rPr>
+          <w:rFonts w:ascii="Courier New" w:eastAsia="Times New Roman" w:hAnsi="Courier New" w:cs="Courier New"/>
+          <w:color w:val="6AAB73"/>
+          <w:kern w:val="0"/>
+          <w:sz w:val="20"/>
+          <w:szCs w:val="20"/>
+          <w:lang w:eastAsia="en-IN"/>
+          <w14:ligatures w14:val="none"/>
+        </w:rPr>
+        <w:t>"/journal"</w:t>
+      </w:r>
+      <w:r>
+        <w:rPr>
+          <w:rFonts w:ascii="Courier New" w:eastAsia="Times New Roman" w:hAnsi="Courier New" w:cs="Courier New"/>
+          <w:color w:val="BCBEC4"/>
+          <w:kern w:val="0"/>
+          <w:sz w:val="20"/>
+          <w:szCs w:val="20"/>
+          <w:lang w:eastAsia="en-IN"/>
+          <w14:ligatures w14:val="none"/>
+        </w:rPr>
+        <w:t>)</w:t>
+      </w:r>
+      <w:r>
+        <w:rPr>
+          <w:rFonts w:ascii="Courier New" w:eastAsia="Times New Roman" w:hAnsi="Courier New" w:cs="Courier New"/>
+          <w:color w:val="BCBEC4"/>
+          <w:kern w:val="0"/>
+          <w:sz w:val="20"/>
+          <w:szCs w:val="20"/>
+          <w:lang w:eastAsia="en-IN"/>
+          <w14:ligatures w14:val="none"/>
+        </w:rPr>
+        <w:br/>
+      </w:r>
+      <w:r>
+        <w:rPr>
+          <w:rFonts w:ascii="Courier New" w:eastAsia="Times New Roman" w:hAnsi="Courier New" w:cs="Courier New"/>
+          <w:color w:val="CF8E6D"/>
+          <w:kern w:val="0"/>
+          <w:sz w:val="20"/>
+          <w:szCs w:val="20"/>
+          <w:lang w:eastAsia="en-IN"/>
+          <w14:ligatures w14:val="none"/>
+        </w:rPr>
+        <w:t xml:space="preserve">public class </w:t>
+      </w:r>
+      <w:proofErr w:type="spellStart"/>
+      <w:r>
+        <w:rPr>
+          <w:rFonts w:ascii="Courier New" w:eastAsia="Times New Roman" w:hAnsi="Courier New" w:cs="Courier New"/>
+          <w:color w:val="BCBEC4"/>
+          <w:kern w:val="0"/>
+          <w:sz w:val="20"/>
+          <w:szCs w:val="20"/>
+          <w:lang w:eastAsia="en-IN"/>
+          <w14:ligatures w14:val="none"/>
+        </w:rPr>
+        <w:t>JournalEntryController</w:t>
+      </w:r>
+      <w:proofErr w:type="spellEnd"/>
+      <w:r>
+        <w:rPr>
+          <w:rFonts w:ascii="Courier New" w:eastAsia="Times New Roman" w:hAnsi="Courier New" w:cs="Courier New"/>
+          <w:color w:val="BCBEC4"/>
+          <w:kern w:val="0"/>
+          <w:sz w:val="20"/>
+          <w:szCs w:val="20"/>
+          <w:lang w:eastAsia="en-IN"/>
+          <w14:ligatures w14:val="none"/>
+        </w:rPr>
+        <w:t xml:space="preserve"> {</w:t>
+      </w:r>
+      <w:r>
+        <w:rPr>
+          <w:rFonts w:ascii="Courier New" w:eastAsia="Times New Roman" w:hAnsi="Courier New" w:cs="Courier New"/>
+          <w:color w:val="BCBEC4"/>
+          <w:kern w:val="0"/>
+          <w:sz w:val="20"/>
+          <w:szCs w:val="20"/>
+          <w:lang w:eastAsia="en-IN"/>
+          <w14:ligatures w14:val="none"/>
+        </w:rPr>
+        <w:br/>
+      </w:r>
+      <w:r>
+        <w:rPr>
+          <w:rFonts w:ascii="Courier New" w:eastAsia="Times New Roman" w:hAnsi="Courier New" w:cs="Courier New"/>
+          <w:color w:val="BCBEC4"/>
+          <w:kern w:val="0"/>
+          <w:sz w:val="20"/>
+          <w:szCs w:val="20"/>
+          <w:lang w:eastAsia="en-IN"/>
+          <w14:ligatures w14:val="none"/>
+        </w:rPr>
+        <w:br/>
+        <w:t xml:space="preserve">    </w:t>
+      </w:r>
+      <w:r>
+        <w:rPr>
+          <w:rFonts w:ascii="Courier New" w:eastAsia="Times New Roman" w:hAnsi="Courier New" w:cs="Courier New"/>
+          <w:color w:val="CF8E6D"/>
+          <w:kern w:val="0"/>
+          <w:sz w:val="20"/>
+          <w:szCs w:val="20"/>
+          <w:lang w:eastAsia="en-IN"/>
+          <w14:ligatures w14:val="none"/>
+        </w:rPr>
+        <w:t xml:space="preserve">private </w:t>
+      </w:r>
+      <w:r>
+        <w:rPr>
+          <w:rFonts w:ascii="Courier New" w:eastAsia="Times New Roman" w:hAnsi="Courier New" w:cs="Courier New"/>
+          <w:color w:val="BCBEC4"/>
+          <w:kern w:val="0"/>
+          <w:sz w:val="20"/>
+          <w:szCs w:val="20"/>
+          <w:lang w:eastAsia="en-IN"/>
+          <w14:ligatures w14:val="none"/>
+        </w:rPr>
+        <w:t xml:space="preserve">Map&lt;Long, </w:t>
+      </w:r>
+      <w:proofErr w:type="spellStart"/>
+      <w:r>
+        <w:rPr>
+          <w:rFonts w:ascii="Courier New" w:eastAsia="Times New Roman" w:hAnsi="Courier New" w:cs="Courier New"/>
+          <w:color w:val="BCBEC4"/>
+          <w:kern w:val="0"/>
+          <w:sz w:val="20"/>
+          <w:szCs w:val="20"/>
+          <w:lang w:eastAsia="en-IN"/>
+          <w14:ligatures w14:val="none"/>
+        </w:rPr>
+        <w:t>JournalEntry</w:t>
+      </w:r>
+      <w:proofErr w:type="spellEnd"/>
+      <w:r>
+        <w:rPr>
+          <w:rFonts w:ascii="Courier New" w:eastAsia="Times New Roman" w:hAnsi="Courier New" w:cs="Courier New"/>
+          <w:color w:val="BCBEC4"/>
+          <w:kern w:val="0"/>
+          <w:sz w:val="20"/>
+          <w:szCs w:val="20"/>
+          <w:lang w:eastAsia="en-IN"/>
+          <w14:ligatures w14:val="none"/>
+        </w:rPr>
+        <w:t xml:space="preserve">&gt; </w:t>
+      </w:r>
+      <w:proofErr w:type="spellStart"/>
+      <w:r>
+        <w:rPr>
+          <w:rFonts w:ascii="Courier New" w:eastAsia="Times New Roman" w:hAnsi="Courier New" w:cs="Courier New"/>
+          <w:color w:val="C77DBB"/>
+          <w:kern w:val="0"/>
+          <w:sz w:val="20"/>
+          <w:szCs w:val="20"/>
+          <w:lang w:eastAsia="en-IN"/>
+          <w14:ligatures w14:val="none"/>
+        </w:rPr>
+        <w:t>journalEntries</w:t>
+      </w:r>
+      <w:proofErr w:type="spellEnd"/>
+      <w:r>
+        <w:rPr>
+          <w:rFonts w:ascii="Courier New" w:eastAsia="Times New Roman" w:hAnsi="Courier New" w:cs="Courier New"/>
+          <w:color w:val="C77DBB"/>
+          <w:kern w:val="0"/>
+          <w:sz w:val="20"/>
+          <w:szCs w:val="20"/>
+          <w:lang w:eastAsia="en-IN"/>
+          <w14:ligatures w14:val="none"/>
+        </w:rPr>
+        <w:t xml:space="preserve"> </w:t>
+      </w:r>
+      <w:r>
+        <w:rPr>
+          <w:rFonts w:ascii="Courier New" w:eastAsia="Times New Roman" w:hAnsi="Courier New" w:cs="Courier New"/>
+          <w:color w:val="BCBEC4"/>
+          <w:kern w:val="0"/>
+          <w:sz w:val="20"/>
+          <w:szCs w:val="20"/>
+          <w:lang w:eastAsia="en-IN"/>
+          <w14:ligatures w14:val="none"/>
+        </w:rPr>
+        <w:t xml:space="preserve">= </w:t>
+      </w:r>
+      <w:r>
+        <w:rPr>
+          <w:rFonts w:ascii="Courier New" w:eastAsia="Times New Roman" w:hAnsi="Courier New" w:cs="Courier New"/>
+          <w:color w:val="CF8E6D"/>
+          <w:kern w:val="0"/>
+          <w:sz w:val="20"/>
+          <w:szCs w:val="20"/>
+          <w:lang w:eastAsia="en-IN"/>
+          <w14:ligatures w14:val="none"/>
+        </w:rPr>
+        <w:t xml:space="preserve">new </w:t>
+      </w:r>
+      <w:r>
+        <w:rPr>
+          <w:rFonts w:ascii="Courier New" w:eastAsia="Times New Roman" w:hAnsi="Courier New" w:cs="Courier New"/>
+          <w:color w:val="BCBEC4"/>
+          <w:kern w:val="0"/>
+          <w:sz w:val="20"/>
+          <w:szCs w:val="20"/>
+          <w:lang w:eastAsia="en-IN"/>
+          <w14:ligatures w14:val="none"/>
+        </w:rPr>
+        <w:t>HashMap&lt;&gt;();</w:t>
+      </w:r>
+      <w:r>
+        <w:rPr>
+          <w:rFonts w:ascii="Courier New" w:eastAsia="Times New Roman" w:hAnsi="Courier New" w:cs="Courier New"/>
+          <w:color w:val="BCBEC4"/>
+          <w:kern w:val="0"/>
+          <w:sz w:val="20"/>
+          <w:szCs w:val="20"/>
+          <w:lang w:eastAsia="en-IN"/>
+          <w14:ligatures w14:val="none"/>
+        </w:rPr>
+        <w:br/>
+      </w:r>
+      <w:r>
+        <w:rPr>
+          <w:rFonts w:ascii="Courier New" w:eastAsia="Times New Roman" w:hAnsi="Courier New" w:cs="Courier New"/>
+          <w:color w:val="BCBEC4"/>
+          <w:kern w:val="0"/>
+          <w:sz w:val="20"/>
+          <w:szCs w:val="20"/>
+          <w:lang w:eastAsia="en-IN"/>
+          <w14:ligatures w14:val="none"/>
+        </w:rPr>
+        <w:br/>
+        <w:t xml:space="preserve">    </w:t>
+      </w:r>
+      <w:r>
+        <w:rPr>
+          <w:rFonts w:ascii="Courier New" w:eastAsia="Times New Roman" w:hAnsi="Courier New" w:cs="Courier New"/>
+          <w:color w:val="B3AE60"/>
+          <w:kern w:val="0"/>
+          <w:sz w:val="20"/>
+          <w:szCs w:val="20"/>
+          <w:lang w:eastAsia="en-IN"/>
+          <w14:ligatures w14:val="none"/>
+        </w:rPr>
+        <w:t>@GetMapping</w:t>
+      </w:r>
+      <w:r>
+        <w:rPr>
+          <w:rFonts w:ascii="Courier New" w:eastAsia="Times New Roman" w:hAnsi="Courier New" w:cs="Courier New"/>
+          <w:color w:val="B3AE60"/>
+          <w:kern w:val="0"/>
+          <w:sz w:val="20"/>
+          <w:szCs w:val="20"/>
+          <w:lang w:eastAsia="en-IN"/>
+          <w14:ligatures w14:val="none"/>
+        </w:rPr>
+        <w:br/>
+        <w:t xml:space="preserve">    </w:t>
+      </w:r>
+      <w:r>
+        <w:rPr>
+          <w:rFonts w:ascii="Courier New" w:eastAsia="Times New Roman" w:hAnsi="Courier New" w:cs="Courier New"/>
+          <w:color w:val="CF8E6D"/>
+          <w:kern w:val="0"/>
+          <w:sz w:val="20"/>
+          <w:szCs w:val="20"/>
+          <w:lang w:eastAsia="en-IN"/>
+          <w14:ligatures w14:val="none"/>
+        </w:rPr>
+        <w:t xml:space="preserve">public </w:t>
+      </w:r>
+      <w:r>
+        <w:rPr>
+          <w:rFonts w:ascii="Courier New" w:eastAsia="Times New Roman" w:hAnsi="Courier New" w:cs="Courier New"/>
+          <w:color w:val="BCBEC4"/>
+          <w:kern w:val="0"/>
+          <w:sz w:val="20"/>
+          <w:szCs w:val="20"/>
+          <w:lang w:eastAsia="en-IN"/>
+          <w14:ligatures w14:val="none"/>
+        </w:rPr>
+        <w:t>List&lt;</w:t>
+      </w:r>
+      <w:proofErr w:type="spellStart"/>
+      <w:r>
+        <w:rPr>
+          <w:rFonts w:ascii="Courier New" w:eastAsia="Times New Roman" w:hAnsi="Courier New" w:cs="Courier New"/>
+          <w:color w:val="BCBEC4"/>
+          <w:kern w:val="0"/>
+          <w:sz w:val="20"/>
+          <w:szCs w:val="20"/>
+          <w:lang w:eastAsia="en-IN"/>
+          <w14:ligatures w14:val="none"/>
+        </w:rPr>
+        <w:t>JournalEntry</w:t>
+      </w:r>
+      <w:proofErr w:type="spellEnd"/>
+      <w:r>
+        <w:rPr>
+          <w:rFonts w:ascii="Courier New" w:eastAsia="Times New Roman" w:hAnsi="Courier New" w:cs="Courier New"/>
+          <w:color w:val="BCBEC4"/>
+          <w:kern w:val="0"/>
+          <w:sz w:val="20"/>
+          <w:szCs w:val="20"/>
+          <w:lang w:eastAsia="en-IN"/>
+          <w14:ligatures w14:val="none"/>
+        </w:rPr>
+        <w:t xml:space="preserve">&gt; </w:t>
+      </w:r>
+      <w:proofErr w:type="spellStart"/>
+      <w:r>
+        <w:rPr>
+          <w:rFonts w:ascii="Courier New" w:eastAsia="Times New Roman" w:hAnsi="Courier New" w:cs="Courier New"/>
+          <w:color w:val="56A8F5"/>
+          <w:kern w:val="0"/>
+          <w:sz w:val="20"/>
+          <w:szCs w:val="20"/>
+          <w:lang w:eastAsia="en-IN"/>
+          <w14:ligatures w14:val="none"/>
+        </w:rPr>
+        <w:t>getAll</w:t>
+      </w:r>
+      <w:proofErr w:type="spellEnd"/>
+      <w:r>
+        <w:rPr>
+          <w:rFonts w:ascii="Courier New" w:eastAsia="Times New Roman" w:hAnsi="Courier New" w:cs="Courier New"/>
+          <w:color w:val="BCBEC4"/>
+          <w:kern w:val="0"/>
+          <w:sz w:val="20"/>
+          <w:szCs w:val="20"/>
+          <w:lang w:eastAsia="en-IN"/>
+          <w14:ligatures w14:val="none"/>
+        </w:rPr>
+        <w:t>(){</w:t>
+      </w:r>
+      <w:r>
+        <w:rPr>
+          <w:rFonts w:ascii="Courier New" w:eastAsia="Times New Roman" w:hAnsi="Courier New" w:cs="Courier New"/>
+          <w:color w:val="BCBEC4"/>
+          <w:kern w:val="0"/>
+          <w:sz w:val="20"/>
+          <w:szCs w:val="20"/>
+          <w:lang w:eastAsia="en-IN"/>
+          <w14:ligatures w14:val="none"/>
+        </w:rPr>
+        <w:br/>
+        <w:t xml:space="preserve">        </w:t>
+      </w:r>
+      <w:r>
+        <w:rPr>
+          <w:rFonts w:ascii="Courier New" w:eastAsia="Times New Roman" w:hAnsi="Courier New" w:cs="Courier New"/>
+          <w:color w:val="CF8E6D"/>
+          <w:kern w:val="0"/>
+          <w:sz w:val="20"/>
+          <w:szCs w:val="20"/>
+          <w:lang w:eastAsia="en-IN"/>
+          <w14:ligatures w14:val="none"/>
+        </w:rPr>
+        <w:t xml:space="preserve">return new </w:t>
+      </w:r>
+      <w:r>
+        <w:rPr>
+          <w:rFonts w:ascii="Courier New" w:eastAsia="Times New Roman" w:hAnsi="Courier New" w:cs="Courier New"/>
+          <w:color w:val="BCBEC4"/>
+          <w:kern w:val="0"/>
+          <w:sz w:val="20"/>
+          <w:szCs w:val="20"/>
+          <w:lang w:eastAsia="en-IN"/>
+          <w14:ligatures w14:val="none"/>
+        </w:rPr>
+        <w:t>ArrayList&lt;&gt;(</w:t>
+      </w:r>
+      <w:proofErr w:type="spellStart"/>
+      <w:r>
+        <w:rPr>
+          <w:rFonts w:ascii="Courier New" w:eastAsia="Times New Roman" w:hAnsi="Courier New" w:cs="Courier New"/>
+          <w:color w:val="C77DBB"/>
+          <w:kern w:val="0"/>
+          <w:sz w:val="20"/>
+          <w:szCs w:val="20"/>
+          <w:lang w:eastAsia="en-IN"/>
+          <w14:ligatures w14:val="none"/>
+        </w:rPr>
+        <w:t>journalEntries</w:t>
+      </w:r>
+      <w:r>
+        <w:rPr>
+          <w:rFonts w:ascii="Courier New" w:eastAsia="Times New Roman" w:hAnsi="Courier New" w:cs="Courier New"/>
+          <w:color w:val="BCBEC4"/>
+          <w:kern w:val="0"/>
+          <w:sz w:val="20"/>
+          <w:szCs w:val="20"/>
+          <w:lang w:eastAsia="en-IN"/>
+          <w14:ligatures w14:val="none"/>
+        </w:rPr>
+        <w:t>.values</w:t>
+      </w:r>
+      <w:proofErr w:type="spellEnd"/>
+      <w:r>
+        <w:rPr>
+          <w:rFonts w:ascii="Courier New" w:eastAsia="Times New Roman" w:hAnsi="Courier New" w:cs="Courier New"/>
+          <w:color w:val="BCBEC4"/>
+          <w:kern w:val="0"/>
+          <w:sz w:val="20"/>
+          <w:szCs w:val="20"/>
+          <w:lang w:eastAsia="en-IN"/>
+          <w14:ligatures w14:val="none"/>
+        </w:rPr>
+        <w:t>());</w:t>
+      </w:r>
+      <w:r>
+        <w:rPr>
+          <w:rFonts w:ascii="Courier New" w:eastAsia="Times New Roman" w:hAnsi="Courier New" w:cs="Courier New"/>
+          <w:color w:val="BCBEC4"/>
+          <w:kern w:val="0"/>
+          <w:sz w:val="20"/>
+          <w:szCs w:val="20"/>
+          <w:lang w:eastAsia="en-IN"/>
+          <w14:ligatures w14:val="none"/>
+        </w:rPr>
+        <w:br/>
+        <w:t xml:space="preserve">    }</w:t>
+      </w:r>
+      <w:r>
+        <w:rPr>
+          <w:rFonts w:ascii="Courier New" w:eastAsia="Times New Roman" w:hAnsi="Courier New" w:cs="Courier New"/>
+          <w:color w:val="BCBEC4"/>
+          <w:kern w:val="0"/>
+          <w:sz w:val="20"/>
+          <w:szCs w:val="20"/>
+          <w:lang w:eastAsia="en-IN"/>
+          <w14:ligatures w14:val="none"/>
+        </w:rPr>
+        <w:br/>
+      </w:r>
+      <w:r>
+        <w:rPr>
+          <w:rFonts w:ascii="Courier New" w:eastAsia="Times New Roman" w:hAnsi="Courier New" w:cs="Courier New"/>
+          <w:color w:val="BCBEC4"/>
+          <w:kern w:val="0"/>
+          <w:sz w:val="20"/>
+          <w:szCs w:val="20"/>
+          <w:lang w:eastAsia="en-IN"/>
+          <w14:ligatures w14:val="none"/>
+        </w:rPr>
+        <w:br/>
+        <w:t xml:space="preserve">    </w:t>
+      </w:r>
+      <w:r>
+        <w:rPr>
+          <w:rFonts w:ascii="Courier New" w:eastAsia="Times New Roman" w:hAnsi="Courier New" w:cs="Courier New"/>
+          <w:color w:val="B3AE60"/>
+          <w:kern w:val="0"/>
+          <w:sz w:val="20"/>
+          <w:szCs w:val="20"/>
+          <w:lang w:eastAsia="en-IN"/>
+          <w14:ligatures w14:val="none"/>
+        </w:rPr>
+        <w:t>@PostMapping</w:t>
+      </w:r>
+      <w:r>
+        <w:rPr>
+          <w:rFonts w:ascii="Courier New" w:eastAsia="Times New Roman" w:hAnsi="Courier New" w:cs="Courier New"/>
+          <w:color w:val="B3AE60"/>
+          <w:kern w:val="0"/>
+          <w:sz w:val="20"/>
+          <w:szCs w:val="20"/>
+          <w:lang w:eastAsia="en-IN"/>
+          <w14:ligatures w14:val="none"/>
+        </w:rPr>
+        <w:br/>
+        <w:t xml:space="preserve">    </w:t>
+      </w:r>
+      <w:r>
+        <w:rPr>
+          <w:rFonts w:ascii="Courier New" w:eastAsia="Times New Roman" w:hAnsi="Courier New" w:cs="Courier New"/>
+          <w:color w:val="CF8E6D"/>
+          <w:kern w:val="0"/>
+          <w:sz w:val="20"/>
+          <w:szCs w:val="20"/>
+          <w:lang w:eastAsia="en-IN"/>
+          <w14:ligatures w14:val="none"/>
+        </w:rPr>
+        <w:t xml:space="preserve">public </w:t>
+      </w:r>
+      <w:proofErr w:type="spellStart"/>
+      <w:r>
+        <w:rPr>
+          <w:rFonts w:ascii="Courier New" w:eastAsia="Times New Roman" w:hAnsi="Courier New" w:cs="Courier New"/>
+          <w:color w:val="CF8E6D"/>
+          <w:kern w:val="0"/>
+          <w:sz w:val="20"/>
+          <w:szCs w:val="20"/>
+          <w:lang w:eastAsia="en-IN"/>
+          <w14:ligatures w14:val="none"/>
+        </w:rPr>
+        <w:t>boolean</w:t>
+      </w:r>
+      <w:proofErr w:type="spellEnd"/>
+      <w:r>
+        <w:rPr>
+          <w:rFonts w:ascii="Courier New" w:eastAsia="Times New Roman" w:hAnsi="Courier New" w:cs="Courier New"/>
+          <w:color w:val="CF8E6D"/>
+          <w:kern w:val="0"/>
+          <w:sz w:val="20"/>
+          <w:szCs w:val="20"/>
+          <w:lang w:eastAsia="en-IN"/>
+          <w14:ligatures w14:val="none"/>
+        </w:rPr>
+        <w:t xml:space="preserve"> </w:t>
+      </w:r>
+      <w:proofErr w:type="spellStart"/>
+      <w:r>
+        <w:rPr>
+          <w:rFonts w:ascii="Courier New" w:eastAsia="Times New Roman" w:hAnsi="Courier New" w:cs="Courier New"/>
+          <w:color w:val="56A8F5"/>
+          <w:kern w:val="0"/>
+          <w:sz w:val="20"/>
+          <w:szCs w:val="20"/>
+          <w:lang w:eastAsia="en-IN"/>
+          <w14:ligatures w14:val="none"/>
+        </w:rPr>
+        <w:t>createEntry</w:t>
+      </w:r>
+      <w:proofErr w:type="spellEnd"/>
+      <w:r>
+        <w:rPr>
+          <w:rFonts w:ascii="Courier New" w:eastAsia="Times New Roman" w:hAnsi="Courier New" w:cs="Courier New"/>
+          <w:color w:val="BCBEC4"/>
+          <w:kern w:val="0"/>
+          <w:sz w:val="20"/>
+          <w:szCs w:val="20"/>
+          <w:lang w:eastAsia="en-IN"/>
+          <w14:ligatures w14:val="none"/>
+        </w:rPr>
+        <w:t>(</w:t>
+      </w:r>
+      <w:r>
+        <w:rPr>
+          <w:rFonts w:ascii="Courier New" w:eastAsia="Times New Roman" w:hAnsi="Courier New" w:cs="Courier New"/>
+          <w:color w:val="B3AE60"/>
+          <w:kern w:val="0"/>
+          <w:sz w:val="20"/>
+          <w:szCs w:val="20"/>
+          <w:lang w:eastAsia="en-IN"/>
+          <w14:ligatures w14:val="none"/>
+        </w:rPr>
+        <w:t xml:space="preserve">@RequestBody </w:t>
+      </w:r>
+      <w:proofErr w:type="spellStart"/>
+      <w:r>
+        <w:rPr>
+          <w:rFonts w:ascii="Courier New" w:eastAsia="Times New Roman" w:hAnsi="Courier New" w:cs="Courier New"/>
+          <w:color w:val="BCBEC4"/>
+          <w:kern w:val="0"/>
+          <w:sz w:val="20"/>
+          <w:szCs w:val="20"/>
+          <w:lang w:eastAsia="en-IN"/>
+          <w14:ligatures w14:val="none"/>
+        </w:rPr>
+        <w:t>JournalEntry</w:t>
+      </w:r>
+      <w:proofErr w:type="spellEnd"/>
+      <w:r>
+        <w:rPr>
+          <w:rFonts w:ascii="Courier New" w:eastAsia="Times New Roman" w:hAnsi="Courier New" w:cs="Courier New"/>
+          <w:color w:val="BCBEC4"/>
+          <w:kern w:val="0"/>
+          <w:sz w:val="20"/>
+          <w:szCs w:val="20"/>
+          <w:lang w:eastAsia="en-IN"/>
+          <w14:ligatures w14:val="none"/>
+        </w:rPr>
+        <w:t xml:space="preserve"> </w:t>
+      </w:r>
+      <w:proofErr w:type="spellStart"/>
+      <w:r>
+        <w:rPr>
+          <w:rFonts w:ascii="Courier New" w:eastAsia="Times New Roman" w:hAnsi="Courier New" w:cs="Courier New"/>
+          <w:color w:val="BCBEC4"/>
+          <w:kern w:val="0"/>
+          <w:sz w:val="20"/>
+          <w:szCs w:val="20"/>
+          <w:lang w:eastAsia="en-IN"/>
+          <w14:ligatures w14:val="none"/>
+        </w:rPr>
+        <w:t>myEntry</w:t>
+      </w:r>
+      <w:proofErr w:type="spellEnd"/>
+      <w:r>
+        <w:rPr>
+          <w:rFonts w:ascii="Courier New" w:eastAsia="Times New Roman" w:hAnsi="Courier New" w:cs="Courier New"/>
+          <w:color w:val="BCBEC4"/>
+          <w:kern w:val="0"/>
+          <w:sz w:val="20"/>
+          <w:szCs w:val="20"/>
+          <w:lang w:eastAsia="en-IN"/>
+          <w14:ligatures w14:val="none"/>
+        </w:rPr>
+        <w:t>){</w:t>
+      </w:r>
+      <w:r>
+        <w:rPr>
+          <w:rFonts w:ascii="Courier New" w:eastAsia="Times New Roman" w:hAnsi="Courier New" w:cs="Courier New"/>
+          <w:color w:val="BCBEC4"/>
+          <w:kern w:val="0"/>
+          <w:sz w:val="20"/>
+          <w:szCs w:val="20"/>
+          <w:lang w:eastAsia="en-IN"/>
+          <w14:ligatures w14:val="none"/>
+        </w:rPr>
+        <w:br/>
+        <w:t xml:space="preserve">        </w:t>
+      </w:r>
+      <w:proofErr w:type="spellStart"/>
+      <w:r>
+        <w:rPr>
+          <w:rFonts w:ascii="Courier New" w:eastAsia="Times New Roman" w:hAnsi="Courier New" w:cs="Courier New"/>
+          <w:color w:val="C77DBB"/>
+          <w:kern w:val="0"/>
+          <w:sz w:val="20"/>
+          <w:szCs w:val="20"/>
+          <w:lang w:eastAsia="en-IN"/>
+          <w14:ligatures w14:val="none"/>
+        </w:rPr>
+        <w:t>journalEntries</w:t>
+      </w:r>
+      <w:r>
+        <w:rPr>
+          <w:rFonts w:ascii="Courier New" w:eastAsia="Times New Roman" w:hAnsi="Courier New" w:cs="Courier New"/>
+          <w:color w:val="BCBEC4"/>
+          <w:kern w:val="0"/>
+          <w:sz w:val="20"/>
+          <w:szCs w:val="20"/>
+          <w:lang w:eastAsia="en-IN"/>
+          <w14:ligatures w14:val="none"/>
+        </w:rPr>
+        <w:t>.put</w:t>
+      </w:r>
+      <w:proofErr w:type="spellEnd"/>
+      <w:r>
+        <w:rPr>
+          <w:rFonts w:ascii="Courier New" w:eastAsia="Times New Roman" w:hAnsi="Courier New" w:cs="Courier New"/>
+          <w:color w:val="BCBEC4"/>
+          <w:kern w:val="0"/>
+          <w:sz w:val="20"/>
+          <w:szCs w:val="20"/>
+          <w:lang w:eastAsia="en-IN"/>
+          <w14:ligatures w14:val="none"/>
+        </w:rPr>
+        <w:t>(</w:t>
+      </w:r>
+      <w:proofErr w:type="spellStart"/>
+      <w:r>
+        <w:rPr>
+          <w:rFonts w:ascii="Courier New" w:eastAsia="Times New Roman" w:hAnsi="Courier New" w:cs="Courier New"/>
+          <w:color w:val="BCBEC4"/>
+          <w:kern w:val="0"/>
+          <w:sz w:val="20"/>
+          <w:szCs w:val="20"/>
+          <w:lang w:eastAsia="en-IN"/>
+          <w14:ligatures w14:val="none"/>
+        </w:rPr>
+        <w:t>myEntry.getId</w:t>
+      </w:r>
+      <w:proofErr w:type="spellEnd"/>
+      <w:r>
+        <w:rPr>
+          <w:rFonts w:ascii="Courier New" w:eastAsia="Times New Roman" w:hAnsi="Courier New" w:cs="Courier New"/>
+          <w:color w:val="BCBEC4"/>
+          <w:kern w:val="0"/>
+          <w:sz w:val="20"/>
+          <w:szCs w:val="20"/>
+          <w:lang w:eastAsia="en-IN"/>
+          <w14:ligatures w14:val="none"/>
+        </w:rPr>
+        <w:t xml:space="preserve">(), </w:t>
+      </w:r>
+      <w:proofErr w:type="spellStart"/>
+      <w:r>
+        <w:rPr>
+          <w:rFonts w:ascii="Courier New" w:eastAsia="Times New Roman" w:hAnsi="Courier New" w:cs="Courier New"/>
+          <w:color w:val="BCBEC4"/>
+          <w:kern w:val="0"/>
+          <w:sz w:val="20"/>
+          <w:szCs w:val="20"/>
+          <w:lang w:eastAsia="en-IN"/>
+          <w14:ligatures w14:val="none"/>
+        </w:rPr>
+        <w:t>myEntry</w:t>
+      </w:r>
+      <w:proofErr w:type="spellEnd"/>
+      <w:r>
+        <w:rPr>
+          <w:rFonts w:ascii="Courier New" w:eastAsia="Times New Roman" w:hAnsi="Courier New" w:cs="Courier New"/>
+          <w:color w:val="BCBEC4"/>
+          <w:kern w:val="0"/>
+          <w:sz w:val="20"/>
+          <w:szCs w:val="20"/>
+          <w:lang w:eastAsia="en-IN"/>
+          <w14:ligatures w14:val="none"/>
+        </w:rPr>
+        <w:t>);</w:t>
+      </w:r>
+      <w:r>
+        <w:rPr>
+          <w:rFonts w:ascii="Courier New" w:eastAsia="Times New Roman" w:hAnsi="Courier New" w:cs="Courier New"/>
+          <w:color w:val="BCBEC4"/>
+          <w:kern w:val="0"/>
+          <w:sz w:val="20"/>
+          <w:szCs w:val="20"/>
+          <w:lang w:eastAsia="en-IN"/>
+          <w14:ligatures w14:val="none"/>
+        </w:rPr>
+        <w:br/>
+        <w:t xml:space="preserve">        </w:t>
+      </w:r>
+      <w:r>
+        <w:rPr>
+          <w:rFonts w:ascii="Courier New" w:eastAsia="Times New Roman" w:hAnsi="Courier New" w:cs="Courier New"/>
+          <w:color w:val="CF8E6D"/>
+          <w:kern w:val="0"/>
+          <w:sz w:val="20"/>
+          <w:szCs w:val="20"/>
+          <w:lang w:eastAsia="en-IN"/>
+          <w14:ligatures w14:val="none"/>
+        </w:rPr>
+        <w:t>return true</w:t>
+      </w:r>
+      <w:r>
+        <w:rPr>
+          <w:rFonts w:ascii="Courier New" w:eastAsia="Times New Roman" w:hAnsi="Courier New" w:cs="Courier New"/>
+          <w:color w:val="BCBEC4"/>
+          <w:kern w:val="0"/>
+          <w:sz w:val="20"/>
+          <w:szCs w:val="20"/>
+          <w:lang w:eastAsia="en-IN"/>
+          <w14:ligatures w14:val="none"/>
+        </w:rPr>
+        <w:t>;</w:t>
+      </w:r>
+      <w:r>
+        <w:rPr>
+          <w:rFonts w:ascii="Courier New" w:eastAsia="Times New Roman" w:hAnsi="Courier New" w:cs="Courier New"/>
+          <w:color w:val="BCBEC4"/>
+          <w:kern w:val="0"/>
+          <w:sz w:val="20"/>
+          <w:szCs w:val="20"/>
+          <w:lang w:eastAsia="en-IN"/>
+          <w14:ligatures w14:val="none"/>
+        </w:rPr>
+        <w:br/>
+        <w:t xml:space="preserve">    }</w:t>
+      </w:r>
+      <w:r>
+        <w:rPr>
+          <w:rFonts w:ascii="Courier New" w:eastAsia="Times New Roman" w:hAnsi="Courier New" w:cs="Courier New"/>
+          <w:color w:val="BCBEC4"/>
+          <w:kern w:val="0"/>
+          <w:sz w:val="20"/>
+          <w:szCs w:val="20"/>
+          <w:lang w:eastAsia="en-IN"/>
+          <w14:ligatures w14:val="none"/>
+        </w:rPr>
+        <w:br/>
+      </w:r>
+      <w:r>
+        <w:rPr>
+          <w:rFonts w:ascii="Courier New" w:eastAsia="Times New Roman" w:hAnsi="Courier New" w:cs="Courier New"/>
+          <w:color w:val="BCBEC4"/>
+          <w:kern w:val="0"/>
+          <w:sz w:val="20"/>
+          <w:szCs w:val="20"/>
+          <w:lang w:eastAsia="en-IN"/>
+          <w14:ligatures w14:val="none"/>
+        </w:rPr>
+        <w:br/>
+        <w:t xml:space="preserve">    </w:t>
+      </w:r>
+      <w:r>
+        <w:rPr>
+          <w:rFonts w:ascii="Courier New" w:eastAsia="Times New Roman" w:hAnsi="Courier New" w:cs="Courier New"/>
+          <w:color w:val="B3AE60"/>
+          <w:kern w:val="0"/>
+          <w:sz w:val="20"/>
+          <w:szCs w:val="20"/>
+          <w:lang w:eastAsia="en-IN"/>
+          <w14:ligatures w14:val="none"/>
+        </w:rPr>
+        <w:t>@GetMapping</w:t>
+      </w:r>
+      <w:r>
+        <w:rPr>
+          <w:rFonts w:ascii="Courier New" w:eastAsia="Times New Roman" w:hAnsi="Courier New" w:cs="Courier New"/>
+          <w:color w:val="BCBEC4"/>
+          <w:kern w:val="0"/>
+          <w:sz w:val="20"/>
+          <w:szCs w:val="20"/>
+          <w:lang w:eastAsia="en-IN"/>
+          <w14:ligatures w14:val="none"/>
+        </w:rPr>
+        <w:t>(</w:t>
+      </w:r>
+      <w:r>
+        <w:rPr>
+          <w:rFonts w:ascii="Courier New" w:eastAsia="Times New Roman" w:hAnsi="Courier New" w:cs="Courier New"/>
+          <w:color w:val="6AAB73"/>
+          <w:kern w:val="0"/>
+          <w:sz w:val="20"/>
+          <w:szCs w:val="20"/>
+          <w:lang w:eastAsia="en-IN"/>
+          <w14:ligatures w14:val="none"/>
+        </w:rPr>
+        <w:t>"/id/{myid}"</w:t>
+      </w:r>
+      <w:r>
+        <w:rPr>
+          <w:rFonts w:ascii="Courier New" w:eastAsia="Times New Roman" w:hAnsi="Courier New" w:cs="Courier New"/>
+          <w:color w:val="BCBEC4"/>
+          <w:kern w:val="0"/>
+          <w:sz w:val="20"/>
+          <w:szCs w:val="20"/>
+          <w:lang w:eastAsia="en-IN"/>
+          <w14:ligatures w14:val="none"/>
+        </w:rPr>
+        <w:t>)</w:t>
+      </w:r>
+      <w:r>
+        <w:rPr>
+          <w:rFonts w:ascii="Courier New" w:eastAsia="Times New Roman" w:hAnsi="Courier New" w:cs="Courier New"/>
+          <w:color w:val="BCBEC4"/>
+          <w:kern w:val="0"/>
+          <w:sz w:val="20"/>
+          <w:szCs w:val="20"/>
+          <w:lang w:eastAsia="en-IN"/>
+          <w14:ligatures w14:val="none"/>
+        </w:rPr>
+        <w:br/>
+        <w:t xml:space="preserve">    </w:t>
+      </w:r>
+      <w:r>
+        <w:rPr>
+          <w:rFonts w:ascii="Courier New" w:eastAsia="Times New Roman" w:hAnsi="Courier New" w:cs="Courier New"/>
+          <w:color w:val="CF8E6D"/>
+          <w:kern w:val="0"/>
+          <w:sz w:val="20"/>
+          <w:szCs w:val="20"/>
+          <w:lang w:eastAsia="en-IN"/>
+          <w14:ligatures w14:val="none"/>
+        </w:rPr>
+        <w:t xml:space="preserve">public </w:t>
+      </w:r>
+      <w:proofErr w:type="spellStart"/>
+      <w:r>
+        <w:rPr>
+          <w:rFonts w:ascii="Courier New" w:eastAsia="Times New Roman" w:hAnsi="Courier New" w:cs="Courier New"/>
+          <w:color w:val="BCBEC4"/>
+          <w:kern w:val="0"/>
+          <w:sz w:val="20"/>
+          <w:szCs w:val="20"/>
+          <w:lang w:eastAsia="en-IN"/>
+          <w14:ligatures w14:val="none"/>
+        </w:rPr>
+        <w:t>JournalEntry</w:t>
+      </w:r>
+      <w:proofErr w:type="spellEnd"/>
+      <w:r>
+        <w:rPr>
+          <w:rFonts w:ascii="Courier New" w:eastAsia="Times New Roman" w:hAnsi="Courier New" w:cs="Courier New"/>
+          <w:color w:val="BCBEC4"/>
+          <w:kern w:val="0"/>
+          <w:sz w:val="20"/>
+          <w:szCs w:val="20"/>
+          <w:lang w:eastAsia="en-IN"/>
+          <w14:ligatures w14:val="none"/>
+        </w:rPr>
+        <w:t xml:space="preserve"> </w:t>
+      </w:r>
+      <w:proofErr w:type="spellStart"/>
+      <w:r>
+        <w:rPr>
+          <w:rFonts w:ascii="Courier New" w:eastAsia="Times New Roman" w:hAnsi="Courier New" w:cs="Courier New"/>
+          <w:color w:val="56A8F5"/>
+          <w:kern w:val="0"/>
+          <w:sz w:val="20"/>
+          <w:szCs w:val="20"/>
+          <w:lang w:eastAsia="en-IN"/>
+          <w14:ligatures w14:val="none"/>
+        </w:rPr>
+        <w:t>getJournalEntryById</w:t>
+      </w:r>
+      <w:proofErr w:type="spellEnd"/>
+      <w:r>
+        <w:rPr>
+          <w:rFonts w:ascii="Courier New" w:eastAsia="Times New Roman" w:hAnsi="Courier New" w:cs="Courier New"/>
+          <w:color w:val="BCBEC4"/>
+          <w:kern w:val="0"/>
+          <w:sz w:val="20"/>
+          <w:szCs w:val="20"/>
+          <w:lang w:eastAsia="en-IN"/>
+          <w14:ligatures w14:val="none"/>
+        </w:rPr>
+        <w:t>(</w:t>
+      </w:r>
+      <w:r>
+        <w:rPr>
+          <w:rFonts w:ascii="Courier New" w:eastAsia="Times New Roman" w:hAnsi="Courier New" w:cs="Courier New"/>
+          <w:color w:val="B3AE60"/>
+          <w:kern w:val="0"/>
+          <w:sz w:val="20"/>
+          <w:szCs w:val="20"/>
+          <w:lang w:eastAsia="en-IN"/>
+          <w14:ligatures w14:val="none"/>
+        </w:rPr>
+        <w:t xml:space="preserve">@PathVariable </w:t>
+      </w:r>
+      <w:r>
+        <w:rPr>
+          <w:rFonts w:ascii="Courier New" w:eastAsia="Times New Roman" w:hAnsi="Courier New" w:cs="Courier New"/>
+          <w:color w:val="BCBEC4"/>
+          <w:kern w:val="0"/>
+          <w:sz w:val="20"/>
+          <w:szCs w:val="20"/>
+          <w:lang w:eastAsia="en-IN"/>
+          <w14:ligatures w14:val="none"/>
+        </w:rPr>
+        <w:t xml:space="preserve">Long </w:t>
+      </w:r>
+      <w:proofErr w:type="spellStart"/>
+      <w:r>
+        <w:rPr>
+          <w:rFonts w:ascii="Courier New" w:eastAsia="Times New Roman" w:hAnsi="Courier New" w:cs="Courier New"/>
+          <w:color w:val="BCBEC4"/>
+          <w:kern w:val="0"/>
+          <w:sz w:val="20"/>
+          <w:szCs w:val="20"/>
+          <w:lang w:eastAsia="en-IN"/>
+          <w14:ligatures w14:val="none"/>
+        </w:rPr>
+        <w:t>myid</w:t>
+      </w:r>
+      <w:proofErr w:type="spellEnd"/>
+      <w:r>
+        <w:rPr>
+          <w:rFonts w:ascii="Courier New" w:eastAsia="Times New Roman" w:hAnsi="Courier New" w:cs="Courier New"/>
+          <w:color w:val="BCBEC4"/>
+          <w:kern w:val="0"/>
+          <w:sz w:val="20"/>
+          <w:szCs w:val="20"/>
+          <w:lang w:eastAsia="en-IN"/>
+          <w14:ligatures w14:val="none"/>
+        </w:rPr>
+        <w:t>){</w:t>
+      </w:r>
+      <w:r>
+        <w:rPr>
+          <w:rFonts w:ascii="Courier New" w:eastAsia="Times New Roman" w:hAnsi="Courier New" w:cs="Courier New"/>
+          <w:color w:val="BCBEC4"/>
+          <w:kern w:val="0"/>
+          <w:sz w:val="20"/>
+          <w:szCs w:val="20"/>
+          <w:lang w:eastAsia="en-IN"/>
+          <w14:ligatures w14:val="none"/>
+        </w:rPr>
+        <w:br/>
+        <w:t xml:space="preserve">        </w:t>
+      </w:r>
+      <w:r>
+        <w:rPr>
+          <w:rFonts w:ascii="Courier New" w:eastAsia="Times New Roman" w:hAnsi="Courier New" w:cs="Courier New"/>
+          <w:color w:val="CF8E6D"/>
+          <w:kern w:val="0"/>
+          <w:sz w:val="20"/>
+          <w:szCs w:val="20"/>
+          <w:lang w:eastAsia="en-IN"/>
+          <w14:ligatures w14:val="none"/>
+        </w:rPr>
+        <w:t xml:space="preserve">return </w:t>
+      </w:r>
+      <w:proofErr w:type="spellStart"/>
+      <w:r>
+        <w:rPr>
+          <w:rFonts w:ascii="Courier New" w:eastAsia="Times New Roman" w:hAnsi="Courier New" w:cs="Courier New"/>
+          <w:color w:val="C77DBB"/>
+          <w:kern w:val="0"/>
+          <w:sz w:val="20"/>
+          <w:szCs w:val="20"/>
+          <w:lang w:eastAsia="en-IN"/>
+          <w14:ligatures w14:val="none"/>
+        </w:rPr>
+        <w:t>journalEntries</w:t>
+      </w:r>
+      <w:r>
+        <w:rPr>
+          <w:rFonts w:ascii="Courier New" w:eastAsia="Times New Roman" w:hAnsi="Courier New" w:cs="Courier New"/>
+          <w:color w:val="BCBEC4"/>
+          <w:kern w:val="0"/>
+          <w:sz w:val="20"/>
+          <w:szCs w:val="20"/>
+          <w:lang w:eastAsia="en-IN"/>
+          <w14:ligatures w14:val="none"/>
+        </w:rPr>
+        <w:t>.get</w:t>
+      </w:r>
+      <w:proofErr w:type="spellEnd"/>
+      <w:r>
+        <w:rPr>
+          <w:rFonts w:ascii="Courier New" w:eastAsia="Times New Roman" w:hAnsi="Courier New" w:cs="Courier New"/>
+          <w:color w:val="BCBEC4"/>
+          <w:kern w:val="0"/>
+          <w:sz w:val="20"/>
+          <w:szCs w:val="20"/>
+          <w:lang w:eastAsia="en-IN"/>
+          <w14:ligatures w14:val="none"/>
+        </w:rPr>
+        <w:t>(</w:t>
+      </w:r>
+      <w:proofErr w:type="spellStart"/>
+      <w:r>
+        <w:rPr>
+          <w:rFonts w:ascii="Courier New" w:eastAsia="Times New Roman" w:hAnsi="Courier New" w:cs="Courier New"/>
+          <w:color w:val="BCBEC4"/>
+          <w:kern w:val="0"/>
+          <w:sz w:val="20"/>
+          <w:szCs w:val="20"/>
+          <w:lang w:eastAsia="en-IN"/>
+          <w14:ligatures w14:val="none"/>
+        </w:rPr>
+        <w:t>myid</w:t>
+      </w:r>
+      <w:proofErr w:type="spellEnd"/>
+      <w:r>
+        <w:rPr>
+          <w:rFonts w:ascii="Courier New" w:eastAsia="Times New Roman" w:hAnsi="Courier New" w:cs="Courier New"/>
+          <w:color w:val="BCBEC4"/>
+          <w:kern w:val="0"/>
+          <w:sz w:val="20"/>
+          <w:szCs w:val="20"/>
+          <w:lang w:eastAsia="en-IN"/>
+          <w14:ligatures w14:val="none"/>
+        </w:rPr>
+        <w:t>);</w:t>
+      </w:r>
+      <w:r>
+        <w:rPr>
+          <w:rFonts w:ascii="Courier New" w:eastAsia="Times New Roman" w:hAnsi="Courier New" w:cs="Courier New"/>
+          <w:color w:val="BCBEC4"/>
+          <w:kern w:val="0"/>
+          <w:sz w:val="20"/>
+          <w:szCs w:val="20"/>
+          <w:lang w:eastAsia="en-IN"/>
+          <w14:ligatures w14:val="none"/>
+        </w:rPr>
+        <w:br/>
+        <w:t xml:space="preserve">    }</w:t>
+      </w:r>
+      <w:r>
+        <w:rPr>
+          <w:rFonts w:ascii="Courier New" w:eastAsia="Times New Roman" w:hAnsi="Courier New" w:cs="Courier New"/>
+          <w:color w:val="BCBEC4"/>
+          <w:kern w:val="0"/>
+          <w:sz w:val="20"/>
+          <w:szCs w:val="20"/>
+          <w:lang w:eastAsia="en-IN"/>
+          <w14:ligatures w14:val="none"/>
+        </w:rPr>
+        <w:br/>
+      </w:r>
+      <w:r>
+        <w:rPr>
+          <w:rFonts w:ascii="Courier New" w:eastAsia="Times New Roman" w:hAnsi="Courier New" w:cs="Courier New"/>
+          <w:color w:val="BCBEC4"/>
+          <w:kern w:val="0"/>
+          <w:sz w:val="20"/>
+          <w:szCs w:val="20"/>
+          <w:lang w:eastAsia="en-IN"/>
+          <w14:ligatures w14:val="none"/>
+        </w:rPr>
+        <w:br/>
+        <w:t xml:space="preserve">    </w:t>
+      </w:r>
+      <w:r>
+        <w:rPr>
+          <w:rFonts w:ascii="Courier New" w:eastAsia="Times New Roman" w:hAnsi="Courier New" w:cs="Courier New"/>
+          <w:color w:val="B3AE60"/>
+          <w:kern w:val="0"/>
+          <w:sz w:val="20"/>
+          <w:szCs w:val="20"/>
+          <w:lang w:eastAsia="en-IN"/>
+          <w14:ligatures w14:val="none"/>
+        </w:rPr>
+        <w:t>@DeleteMapping</w:t>
+      </w:r>
+      <w:r>
+        <w:rPr>
+          <w:rFonts w:ascii="Courier New" w:eastAsia="Times New Roman" w:hAnsi="Courier New" w:cs="Courier New"/>
+          <w:color w:val="BCBEC4"/>
+          <w:kern w:val="0"/>
+          <w:sz w:val="20"/>
+          <w:szCs w:val="20"/>
+          <w:lang w:eastAsia="en-IN"/>
+          <w14:ligatures w14:val="none"/>
+        </w:rPr>
+        <w:t>(</w:t>
+      </w:r>
+      <w:r>
+        <w:rPr>
+          <w:rFonts w:ascii="Courier New" w:eastAsia="Times New Roman" w:hAnsi="Courier New" w:cs="Courier New"/>
+          <w:color w:val="6AAB73"/>
+          <w:kern w:val="0"/>
+          <w:sz w:val="20"/>
+          <w:szCs w:val="20"/>
+          <w:lang w:eastAsia="en-IN"/>
+          <w14:ligatures w14:val="none"/>
+        </w:rPr>
+        <w:t>"/id/{myid}"</w:t>
+      </w:r>
+      <w:r>
+        <w:rPr>
+          <w:rFonts w:ascii="Courier New" w:eastAsia="Times New Roman" w:hAnsi="Courier New" w:cs="Courier New"/>
+          <w:color w:val="BCBEC4"/>
+          <w:kern w:val="0"/>
+          <w:sz w:val="20"/>
+          <w:szCs w:val="20"/>
+          <w:lang w:eastAsia="en-IN"/>
+          <w14:ligatures w14:val="none"/>
+        </w:rPr>
+        <w:t>)</w:t>
+      </w:r>
+      <w:r>
+        <w:rPr>
+          <w:rFonts w:ascii="Courier New" w:eastAsia="Times New Roman" w:hAnsi="Courier New" w:cs="Courier New"/>
+          <w:color w:val="BCBEC4"/>
+          <w:kern w:val="0"/>
+          <w:sz w:val="20"/>
+          <w:szCs w:val="20"/>
+          <w:lang w:eastAsia="en-IN"/>
+          <w14:ligatures w14:val="none"/>
+        </w:rPr>
+        <w:br/>
+        <w:t xml:space="preserve">    </w:t>
+      </w:r>
+      <w:r>
+        <w:rPr>
+          <w:rFonts w:ascii="Courier New" w:eastAsia="Times New Roman" w:hAnsi="Courier New" w:cs="Courier New"/>
+          <w:color w:val="CF8E6D"/>
+          <w:kern w:val="0"/>
+          <w:sz w:val="20"/>
+          <w:szCs w:val="20"/>
+          <w:lang w:eastAsia="en-IN"/>
+          <w14:ligatures w14:val="none"/>
+        </w:rPr>
+        <w:t xml:space="preserve">public </w:t>
+      </w:r>
+      <w:proofErr w:type="spellStart"/>
+      <w:r>
+        <w:rPr>
+          <w:rFonts w:ascii="Courier New" w:eastAsia="Times New Roman" w:hAnsi="Courier New" w:cs="Courier New"/>
+          <w:color w:val="CF8E6D"/>
+          <w:kern w:val="0"/>
+          <w:sz w:val="20"/>
+          <w:szCs w:val="20"/>
+          <w:lang w:eastAsia="en-IN"/>
+          <w14:ligatures w14:val="none"/>
+        </w:rPr>
+        <w:t>boolean</w:t>
+      </w:r>
+      <w:proofErr w:type="spellEnd"/>
+      <w:r>
+        <w:rPr>
+          <w:rFonts w:ascii="Courier New" w:eastAsia="Times New Roman" w:hAnsi="Courier New" w:cs="Courier New"/>
+          <w:color w:val="CF8E6D"/>
+          <w:kern w:val="0"/>
+          <w:sz w:val="20"/>
+          <w:szCs w:val="20"/>
+          <w:lang w:eastAsia="en-IN"/>
+          <w14:ligatures w14:val="none"/>
+        </w:rPr>
+        <w:t xml:space="preserve"> </w:t>
+      </w:r>
+      <w:proofErr w:type="spellStart"/>
+      <w:r>
+        <w:rPr>
+          <w:rFonts w:ascii="Courier New" w:eastAsia="Times New Roman" w:hAnsi="Courier New" w:cs="Courier New"/>
+          <w:color w:val="56A8F5"/>
+          <w:kern w:val="0"/>
+          <w:sz w:val="20"/>
+          <w:szCs w:val="20"/>
+          <w:lang w:eastAsia="en-IN"/>
+          <w14:ligatures w14:val="none"/>
+        </w:rPr>
+        <w:t>deleteJournalEntries</w:t>
+      </w:r>
+      <w:proofErr w:type="spellEnd"/>
+      <w:r>
+        <w:rPr>
+          <w:rFonts w:ascii="Courier New" w:eastAsia="Times New Roman" w:hAnsi="Courier New" w:cs="Courier New"/>
+          <w:color w:val="BCBEC4"/>
+          <w:kern w:val="0"/>
+          <w:sz w:val="20"/>
+          <w:szCs w:val="20"/>
+          <w:lang w:eastAsia="en-IN"/>
+          <w14:ligatures w14:val="none"/>
+        </w:rPr>
+        <w:t>(</w:t>
+      </w:r>
+      <w:r>
+        <w:rPr>
+          <w:rFonts w:ascii="Courier New" w:eastAsia="Times New Roman" w:hAnsi="Courier New" w:cs="Courier New"/>
+          <w:color w:val="B3AE60"/>
+          <w:kern w:val="0"/>
+          <w:sz w:val="20"/>
+          <w:szCs w:val="20"/>
+          <w:lang w:eastAsia="en-IN"/>
+          <w14:ligatures w14:val="none"/>
+        </w:rPr>
+        <w:t xml:space="preserve">@PathVariable </w:t>
+      </w:r>
+      <w:r>
+        <w:rPr>
+          <w:rFonts w:ascii="Courier New" w:eastAsia="Times New Roman" w:hAnsi="Courier New" w:cs="Courier New"/>
+          <w:color w:val="BCBEC4"/>
+          <w:kern w:val="0"/>
+          <w:sz w:val="20"/>
+          <w:szCs w:val="20"/>
+          <w:lang w:eastAsia="en-IN"/>
+          <w14:ligatures w14:val="none"/>
+        </w:rPr>
+        <w:t xml:space="preserve">Long </w:t>
+      </w:r>
+      <w:proofErr w:type="spellStart"/>
+      <w:r>
+        <w:rPr>
+          <w:rFonts w:ascii="Courier New" w:eastAsia="Times New Roman" w:hAnsi="Courier New" w:cs="Courier New"/>
+          <w:color w:val="BCBEC4"/>
+          <w:kern w:val="0"/>
+          <w:sz w:val="20"/>
+          <w:szCs w:val="20"/>
+          <w:lang w:eastAsia="en-IN"/>
+          <w14:ligatures w14:val="none"/>
+        </w:rPr>
+        <w:t>myid</w:t>
+      </w:r>
+      <w:proofErr w:type="spellEnd"/>
+      <w:r>
+        <w:rPr>
+          <w:rFonts w:ascii="Courier New" w:eastAsia="Times New Roman" w:hAnsi="Courier New" w:cs="Courier New"/>
+          <w:color w:val="BCBEC4"/>
+          <w:kern w:val="0"/>
+          <w:sz w:val="20"/>
+          <w:szCs w:val="20"/>
+          <w:lang w:eastAsia="en-IN"/>
+          <w14:ligatures w14:val="none"/>
+        </w:rPr>
+        <w:t>){</w:t>
+      </w:r>
+      <w:r>
+        <w:rPr>
+          <w:rFonts w:ascii="Courier New" w:eastAsia="Times New Roman" w:hAnsi="Courier New" w:cs="Courier New"/>
+          <w:color w:val="BCBEC4"/>
+          <w:kern w:val="0"/>
+          <w:sz w:val="20"/>
+          <w:szCs w:val="20"/>
+          <w:lang w:eastAsia="en-IN"/>
+          <w14:ligatures w14:val="none"/>
+        </w:rPr>
+        <w:br/>
+        <w:t xml:space="preserve">        </w:t>
+      </w:r>
+      <w:proofErr w:type="spellStart"/>
+      <w:r>
+        <w:rPr>
+          <w:rFonts w:ascii="Courier New" w:eastAsia="Times New Roman" w:hAnsi="Courier New" w:cs="Courier New"/>
+          <w:color w:val="C77DBB"/>
+          <w:kern w:val="0"/>
+          <w:sz w:val="20"/>
+          <w:szCs w:val="20"/>
+          <w:lang w:eastAsia="en-IN"/>
+          <w14:ligatures w14:val="none"/>
+        </w:rPr>
+        <w:t>journalEntries</w:t>
+      </w:r>
+      <w:r>
+        <w:rPr>
+          <w:rFonts w:ascii="Courier New" w:eastAsia="Times New Roman" w:hAnsi="Courier New" w:cs="Courier New"/>
+          <w:color w:val="BCBEC4"/>
+          <w:kern w:val="0"/>
+          <w:sz w:val="20"/>
+          <w:szCs w:val="20"/>
+          <w:lang w:eastAsia="en-IN"/>
+          <w14:ligatures w14:val="none"/>
+        </w:rPr>
+        <w:t>.remove</w:t>
+      </w:r>
+      <w:proofErr w:type="spellEnd"/>
+      <w:r>
+        <w:rPr>
+          <w:rFonts w:ascii="Courier New" w:eastAsia="Times New Roman" w:hAnsi="Courier New" w:cs="Courier New"/>
+          <w:color w:val="BCBEC4"/>
+          <w:kern w:val="0"/>
+          <w:sz w:val="20"/>
+          <w:szCs w:val="20"/>
+          <w:lang w:eastAsia="en-IN"/>
+          <w14:ligatures w14:val="none"/>
+        </w:rPr>
+        <w:t>(</w:t>
+      </w:r>
+      <w:proofErr w:type="spellStart"/>
+      <w:r>
+        <w:rPr>
+          <w:rFonts w:ascii="Courier New" w:eastAsia="Times New Roman" w:hAnsi="Courier New" w:cs="Courier New"/>
+          <w:color w:val="BCBEC4"/>
+          <w:kern w:val="0"/>
+          <w:sz w:val="20"/>
+          <w:szCs w:val="20"/>
+          <w:lang w:eastAsia="en-IN"/>
+          <w14:ligatures w14:val="none"/>
+        </w:rPr>
+        <w:t>myid</w:t>
+      </w:r>
+      <w:proofErr w:type="spellEnd"/>
+      <w:r>
+        <w:rPr>
+          <w:rFonts w:ascii="Courier New" w:eastAsia="Times New Roman" w:hAnsi="Courier New" w:cs="Courier New"/>
+          <w:color w:val="BCBEC4"/>
+          <w:kern w:val="0"/>
+          <w:sz w:val="20"/>
+          <w:szCs w:val="20"/>
+          <w:lang w:eastAsia="en-IN"/>
+          <w14:ligatures w14:val="none"/>
+        </w:rPr>
+        <w:t>);</w:t>
+      </w:r>
+      <w:r>
+        <w:rPr>
+          <w:rFonts w:ascii="Courier New" w:eastAsia="Times New Roman" w:hAnsi="Courier New" w:cs="Courier New"/>
+          <w:color w:val="BCBEC4"/>
+          <w:kern w:val="0"/>
+          <w:sz w:val="20"/>
+          <w:szCs w:val="20"/>
+          <w:lang w:eastAsia="en-IN"/>
+          <w14:ligatures w14:val="none"/>
+        </w:rPr>
+        <w:br/>
+        <w:t xml:space="preserve">        </w:t>
+      </w:r>
+      <w:r>
+        <w:rPr>
+          <w:rFonts w:ascii="Courier New" w:eastAsia="Times New Roman" w:hAnsi="Courier New" w:cs="Courier New"/>
+          <w:color w:val="CF8E6D"/>
+          <w:kern w:val="0"/>
+          <w:sz w:val="20"/>
+          <w:szCs w:val="20"/>
+          <w:lang w:eastAsia="en-IN"/>
+          <w14:ligatures w14:val="none"/>
+        </w:rPr>
+        <w:t>return true</w:t>
+      </w:r>
+      <w:r>
+        <w:rPr>
+          <w:rFonts w:ascii="Courier New" w:eastAsia="Times New Roman" w:hAnsi="Courier New" w:cs="Courier New"/>
+          <w:color w:val="BCBEC4"/>
+          <w:kern w:val="0"/>
+          <w:sz w:val="20"/>
+          <w:szCs w:val="20"/>
+          <w:lang w:eastAsia="en-IN"/>
+          <w14:ligatures w14:val="none"/>
+        </w:rPr>
+        <w:t>;</w:t>
+      </w:r>
+      <w:r>
+        <w:rPr>
+          <w:rFonts w:ascii="Courier New" w:eastAsia="Times New Roman" w:hAnsi="Courier New" w:cs="Courier New"/>
+          <w:color w:val="BCBEC4"/>
+          <w:kern w:val="0"/>
+          <w:sz w:val="20"/>
+          <w:szCs w:val="20"/>
+          <w:lang w:eastAsia="en-IN"/>
+          <w14:ligatures w14:val="none"/>
+        </w:rPr>
+        <w:br/>
+        <w:t xml:space="preserve">    }</w:t>
+      </w:r>
+      <w:r>
+        <w:rPr>
+          <w:rFonts w:ascii="Courier New" w:eastAsia="Times New Roman" w:hAnsi="Courier New" w:cs="Courier New"/>
+          <w:color w:val="BCBEC4"/>
+          <w:kern w:val="0"/>
+          <w:sz w:val="20"/>
+          <w:szCs w:val="20"/>
+          <w:lang w:eastAsia="en-IN"/>
+          <w14:ligatures w14:val="none"/>
+        </w:rPr>
+        <w:br/>
+      </w:r>
+      <w:r>
+        <w:rPr>
+          <w:rFonts w:ascii="Courier New" w:eastAsia="Times New Roman" w:hAnsi="Courier New" w:cs="Courier New"/>
+          <w:color w:val="BCBEC4"/>
+          <w:kern w:val="0"/>
+          <w:sz w:val="20"/>
+          <w:szCs w:val="20"/>
+          <w:lang w:eastAsia="en-IN"/>
+          <w14:ligatures w14:val="none"/>
+        </w:rPr>
+        <w:br/>
+        <w:t>}</w:t>
+      </w:r>
+    </w:p>
+    <w:p>
+      <w:pPr>
+        <w:pStyle w:val="ListParagraph"/>
+        <w:rPr>
+          <w:lang w:val="en-US"/>
+        </w:rPr>
+      </w:pPr>
+    </w:p>
+    <w:p>
+      <w:pPr>
+        <w:pStyle w:val="ListParagraph"/>
+        <w:numPr>
+          <w:ilvl w:val="0"/>
+          <w:numId w:val="1"/>
+        </w:numPr>
+        <w:rPr>
+          <w:lang w:val="en-US"/>
+        </w:rPr>
+      </w:pPr>
+      <w:r>
+        <w:rPr>
+          <w:b/>
+          <w:bCs/>
+          <w:lang w:val="en-US"/>
+        </w:rPr>
+        <w:lastRenderedPageBreak/>
+        <w:t>ORM</w:t>
+      </w:r>
+      <w:r>
+        <w:rPr>
+          <w:lang w:val="en-US"/>
+        </w:rPr>
+        <w:t xml:space="preserve"> -&gt; Object Relational Mapping. ORM is a technique used to map java objects to database tables.</w:t>
+      </w:r>
+    </w:p>
+    <w:p>
+      <w:pPr>
+        <w:pStyle w:val="ListParagraph"/>
+        <w:rPr>
+          <w:lang w:val="en-US"/>
+        </w:rPr>
+      </w:pPr>
+      <w:r>
+        <w:rPr>
+          <w:noProof/>
+        </w:rPr>
+        <w:drawing>
+          <wp:inline distT="0" distB="0" distL="0" distR="0" wp14:anchorId="6158B3B6" wp14:editId="0DFE7D16">
+            <wp:extent cx="5731510" cy="1790700"/>
+            <wp:effectExtent l="0" t="0" r="2540" b="0"/>
+            <wp:docPr id="354385733" name="Picture 1"/>
+            <wp:cNvGraphicFramePr>
+              <a:graphicFrameLocks xmlns:a="http://schemas.openxmlformats.org/drawingml/2006/main" noChangeAspect="1"/>
+            </wp:cNvGraphicFramePr>
+            <a:graphic xmlns:a="http://schemas.openxmlformats.org/drawingml/2006/main">
+              <a:graphicData uri="http://schemas.openxmlformats.org/drawingml/2006/picture">
+                <pic:pic xmlns:pic="http://schemas.openxmlformats.org/drawingml/2006/picture">
+                  <pic:nvPicPr>
+                    <pic:cNvPr id="354385733" name=""/>
+                    <pic:cNvPicPr/>
+                  </pic:nvPicPr>
+                  <pic:blipFill>
+                    <a:blip r:embed="rId8"/>
+                    <a:stretch>
+                      <a:fillRect/>
+                    </a:stretch>
+                  </pic:blipFill>
+                  <pic:spPr>
+                    <a:xfrm>
+                      <a:off x="0" y="0"/>
+                      <a:ext cx="5731510" cy="1790700"/>
+                    </a:xfrm>
+                    <a:prstGeom prst="rect">
+                      <a:avLst/>
+                    </a:prstGeom>
+                  </pic:spPr>
+                </pic:pic>
+              </a:graphicData>
+            </a:graphic>
+          </wp:inline>
+        </w:drawing>
+      </w:r>
+    </w:p>
+    <w:p>
+      <w:pPr>
+        <w:pStyle w:val="ListParagraph"/>
+        <w:rPr>
+          <w:lang w:val="en-US"/>
+        </w:rPr>
+      </w:pPr>
+      <w:r>
+        <w:rPr>
+          <w:noProof/>
+        </w:rPr>
+        <w:drawing>
+          <wp:inline distT="0" distB="0" distL="0" distR="0" wp14:anchorId="58D38E01" wp14:editId="543684F4">
+            <wp:extent cx="5731510" cy="1726565"/>
+            <wp:effectExtent l="0" t="0" r="2540" b="6985"/>
+            <wp:docPr id="237863987" name="Picture 1"/>
+            <wp:cNvGraphicFramePr>
+              <a:graphicFrameLocks xmlns:a="http://schemas.openxmlformats.org/drawingml/2006/main" noChangeAspect="1"/>
+            </wp:cNvGraphicFramePr>
+            <a:graphic xmlns:a="http://schemas.openxmlformats.org/drawingml/2006/main">
+              <a:graphicData uri="http://schemas.openxmlformats.org/drawingml/2006/picture">
+                <pic:pic xmlns:pic="http://schemas.openxmlformats.org/drawingml/2006/picture">
+                  <pic:nvPicPr>
+                    <pic:cNvPr id="237863987" name=""/>
+                    <pic:cNvPicPr/>
+                  </pic:nvPicPr>
+                  <pic:blipFill>
+                    <a:blip r:embed="rId9"/>
+                    <a:stretch>
+                      <a:fillRect/>
+                    </a:stretch>
+                  </pic:blipFill>
+                  <pic:spPr>
+                    <a:xfrm>
+                      <a:off x="0" y="0"/>
+                      <a:ext cx="5731510" cy="1726565"/>
+                    </a:xfrm>
+                    <a:prstGeom prst="rect">
+                      <a:avLst/>
+                    </a:prstGeom>
+                  </pic:spPr>
+                </pic:pic>
+              </a:graphicData>
+            </a:graphic>
+          </wp:inline>
+        </w:drawing>
+      </w:r>
+    </w:p>
+    <w:p>
+      <w:pPr>
+        <w:pStyle w:val="ListParagraph"/>
+        <w:rPr>
+          <w:lang w:val="en-US"/>
+        </w:rPr>
+      </w:pPr>
+      <w:r>
+        <w:rPr>
+          <w:noProof/>
+        </w:rPr>
+        <w:drawing>
+          <wp:inline distT="0" distB="0" distL="0" distR="0" wp14:anchorId="590A3730" wp14:editId="7089ACD0">
+            <wp:extent cx="5731510" cy="2321560"/>
+            <wp:effectExtent l="0" t="0" r="2540" b="2540"/>
+            <wp:docPr id="264505048" name="Picture 1"/>
+            <wp:cNvGraphicFramePr>
+              <a:graphicFrameLocks xmlns:a="http://schemas.openxmlformats.org/drawingml/2006/main" noChangeAspect="1"/>
+            </wp:cNvGraphicFramePr>
+            <a:graphic xmlns:a="http://schemas.openxmlformats.org/drawingml/2006/main">
+              <a:graphicData uri="http://schemas.openxmlformats.org/drawingml/2006/picture">
+                <pic:pic xmlns:pic="http://schemas.openxmlformats.org/drawingml/2006/picture">
+                  <pic:nvPicPr>
+                    <pic:cNvPr id="264505048" name=""/>
+                    <pic:cNvPicPr/>
+                  </pic:nvPicPr>
+                  <pic:blipFill>
+                    <a:blip r:embed="rId10"/>
+                    <a:stretch>
+                      <a:fillRect/>
+                    </a:stretch>
+                  </pic:blipFill>
+                  <pic:spPr>
+                    <a:xfrm>
+                      <a:off x="0" y="0"/>
+                      <a:ext cx="5731510" cy="2321560"/>
+                    </a:xfrm>
+                    <a:prstGeom prst="rect">
+                      <a:avLst/>
+                    </a:prstGeom>
+                  </pic:spPr>
+                </pic:pic>
+              </a:graphicData>
+            </a:graphic>
+          </wp:inline>
+        </w:drawing>
+      </w:r>
+    </w:p>
+    <w:p>
+      <w:pPr>
+        <w:pStyle w:val="ListParagraph"/>
+        <w:rPr>
+          <w:lang w:val="en-US"/>
+        </w:rPr>
+      </w:pPr>
+    </w:p>
+    <w:p>
+      <w:pPr>
+        <w:pStyle w:val="ListParagraph"/>
+        <w:numPr>
+          <w:ilvl w:val="0"/>
+          <w:numId w:val="1"/>
+        </w:numPr>
+        <w:rPr>
+          <w:lang w:val="en-US"/>
+        </w:rPr>
+      </w:pPr>
+      <w:r>
+        <w:rPr>
+          <w:b/>
+          <w:bCs/>
+          <w:lang w:val="en-US"/>
+        </w:rPr>
+        <w:t>JPA</w:t>
+      </w:r>
+      <w:r>
+        <w:rPr>
+          <w:lang w:val="en-US"/>
+        </w:rPr>
+        <w:t xml:space="preserve"> -&gt; Java Persistence API (persistence means permanently store </w:t>
+      </w:r>
+      <w:proofErr w:type="spellStart"/>
+      <w:r>
+        <w:rPr>
+          <w:lang w:val="en-US"/>
+        </w:rPr>
+        <w:t>karna</w:t>
+      </w:r>
+      <w:proofErr w:type="spellEnd"/>
+      <w:r>
+        <w:rPr>
+          <w:lang w:val="en-US"/>
+        </w:rPr>
+        <w:t xml:space="preserve"> data).</w:t>
+      </w:r>
+    </w:p>
+    <w:p>
+      <w:pPr>
+        <w:pStyle w:val="ListParagraph"/>
+        <w:rPr>
+          <w:lang w:val="en-US"/>
+        </w:rPr>
+      </w:pPr>
+      <w:r>
+        <w:rPr>
+          <w:noProof/>
+        </w:rPr>
+        <w:drawing>
+          <wp:inline distT="0" distB="0" distL="0" distR="0" wp14:anchorId="700414D3" wp14:editId="46C78565">
+            <wp:extent cx="5731510" cy="1565910"/>
+            <wp:effectExtent l="0" t="0" r="2540" b="0"/>
+            <wp:docPr id="823671561" name="Picture 1"/>
+            <wp:cNvGraphicFramePr>
+              <a:graphicFrameLocks xmlns:a="http://schemas.openxmlformats.org/drawingml/2006/main" noChangeAspect="1"/>
+            </wp:cNvGraphicFramePr>
+            <a:graphic xmlns:a="http://schemas.openxmlformats.org/drawingml/2006/main">
+              <a:graphicData uri="http://schemas.openxmlformats.org/drawingml/2006/picture">
+                <pic:pic xmlns:pic="http://schemas.openxmlformats.org/drawingml/2006/picture">
+                  <pic:nvPicPr>
+                    <pic:cNvPr id="823671561" name=""/>
+                    <pic:cNvPicPr/>
+                  </pic:nvPicPr>
+                  <pic:blipFill>
+                    <a:blip r:embed="rId11"/>
+                    <a:stretch>
+                      <a:fillRect/>
+                    </a:stretch>
+                  </pic:blipFill>
+                  <pic:spPr>
+                    <a:xfrm>
+                      <a:off x="0" y="0"/>
+                      <a:ext cx="5731510" cy="1565910"/>
+                    </a:xfrm>
+                    <a:prstGeom prst="rect">
+                      <a:avLst/>
+                    </a:prstGeom>
+                  </pic:spPr>
+                </pic:pic>
+              </a:graphicData>
+            </a:graphic>
+          </wp:inline>
+        </w:drawing>
+      </w:r>
+    </w:p>
+    <w:p>
+      <w:pPr>
+        <w:pStyle w:val="ListParagraph"/>
+        <w:rPr>
+          <w:lang w:val="en-US"/>
+        </w:rPr>
+      </w:pPr>
+      <w:r>
+        <w:rPr>
+          <w:noProof/>
+        </w:rPr>
+        <w:lastRenderedPageBreak/>
+        <w:drawing>
+          <wp:inline distT="0" distB="0" distL="0" distR="0" wp14:anchorId="2FB65D40" wp14:editId="4EFBAB11">
+            <wp:extent cx="5731510" cy="2160905"/>
+            <wp:effectExtent l="0" t="0" r="2540" b="0"/>
+            <wp:docPr id="1888762183" name="Picture 1"/>
+            <wp:cNvGraphicFramePr>
+              <a:graphicFrameLocks xmlns:a="http://schemas.openxmlformats.org/drawingml/2006/main" noChangeAspect="1"/>
+            </wp:cNvGraphicFramePr>
+            <a:graphic xmlns:a="http://schemas.openxmlformats.org/drawingml/2006/main">
+              <a:graphicData uri="http://schemas.openxmlformats.org/drawingml/2006/picture">
+                <pic:pic xmlns:pic="http://schemas.openxmlformats.org/drawingml/2006/picture">
+                  <pic:nvPicPr>
+                    <pic:cNvPr id="1888762183" name=""/>
+                    <pic:cNvPicPr/>
+                  </pic:nvPicPr>
+                  <pic:blipFill>
+                    <a:blip r:embed="rId12"/>
+                    <a:stretch>
+                      <a:fillRect/>
+                    </a:stretch>
+                  </pic:blipFill>
+                  <pic:spPr>
+                    <a:xfrm>
+                      <a:off x="0" y="0"/>
+                      <a:ext cx="5731510" cy="2160905"/>
+                    </a:xfrm>
+                    <a:prstGeom prst="rect">
+                      <a:avLst/>
+                    </a:prstGeom>
+                  </pic:spPr>
+                </pic:pic>
+              </a:graphicData>
+            </a:graphic>
+          </wp:inline>
+        </w:drawing>
+      </w:r>
+    </w:p>
+    <w:p>
+      <w:pPr>
+        <w:pStyle w:val="ListParagraph"/>
+        <w:rPr>
+          <w:lang w:val="en-US"/>
+        </w:rPr>
+      </w:pPr>
+      <w:r>
+        <w:rPr>
+          <w:noProof/>
+        </w:rPr>
+        <w:drawing>
+          <wp:inline distT="0" distB="0" distL="0" distR="0" wp14:anchorId="6295503B" wp14:editId="1F5201F0">
+            <wp:extent cx="5731510" cy="2731770"/>
+            <wp:effectExtent l="0" t="0" r="2540" b="0"/>
+            <wp:docPr id="1363091549" name="Picture 1"/>
+            <wp:cNvGraphicFramePr>
+              <a:graphicFrameLocks xmlns:a="http://schemas.openxmlformats.org/drawingml/2006/main" noChangeAspect="1"/>
+            </wp:cNvGraphicFramePr>
+            <a:graphic xmlns:a="http://schemas.openxmlformats.org/drawingml/2006/main">
+              <a:graphicData uri="http://schemas.openxmlformats.org/drawingml/2006/picture">
+                <pic:pic xmlns:pic="http://schemas.openxmlformats.org/drawingml/2006/picture">
+                  <pic:nvPicPr>
+                    <pic:cNvPr id="1363091549" name=""/>
+                    <pic:cNvPicPr/>
+                  </pic:nvPicPr>
+                  <pic:blipFill>
+                    <a:blip r:embed="rId13"/>
+                    <a:stretch>
+                      <a:fillRect/>
+                    </a:stretch>
+                  </pic:blipFill>
+                  <pic:spPr>
+                    <a:xfrm>
+                      <a:off x="0" y="0"/>
+                      <a:ext cx="5731510" cy="2731770"/>
+                    </a:xfrm>
+                    <a:prstGeom prst="rect">
+                      <a:avLst/>
+                    </a:prstGeom>
+                  </pic:spPr>
+                </pic:pic>
+              </a:graphicData>
+            </a:graphic>
+          </wp:inline>
+        </w:drawing>
+      </w:r>
+    </w:p>
+    <w:p>
+      <w:pPr>
+        <w:pStyle w:val="ListParagraph"/>
+        <w:rPr>
+          <w:lang w:val="en-US"/>
+        </w:rPr>
+      </w:pPr>
+      <w:r>
+        <w:rPr>
+          <w:noProof/>
+        </w:rPr>
+        <w:drawing>
+          <wp:inline distT="0" distB="0" distL="0" distR="0" wp14:anchorId="6CBD54D2" wp14:editId="648CDB12">
+            <wp:extent cx="5731510" cy="2252980"/>
+            <wp:effectExtent l="0" t="0" r="2540" b="0"/>
+            <wp:docPr id="1976432816" name="Picture 1"/>
+            <wp:cNvGraphicFramePr>
+              <a:graphicFrameLocks xmlns:a="http://schemas.openxmlformats.org/drawingml/2006/main" noChangeAspect="1"/>
+            </wp:cNvGraphicFramePr>
+            <a:graphic xmlns:a="http://schemas.openxmlformats.org/drawingml/2006/main">
+              <a:graphicData uri="http://schemas.openxmlformats.org/drawingml/2006/picture">
+                <pic:pic xmlns:pic="http://schemas.openxmlformats.org/drawingml/2006/picture">
+                  <pic:nvPicPr>
+                    <pic:cNvPr id="1976432816" name=""/>
+                    <pic:cNvPicPr/>
+                  </pic:nvPicPr>
+                  <pic:blipFill>
+                    <a:blip r:embed="rId14"/>
+                    <a:stretch>
+                      <a:fillRect/>
+                    </a:stretch>
+                  </pic:blipFill>
+                  <pic:spPr>
+                    <a:xfrm>
+                      <a:off x="0" y="0"/>
+                      <a:ext cx="5731510" cy="2252980"/>
+                    </a:xfrm>
+                    <a:prstGeom prst="rect">
+                      <a:avLst/>
+                    </a:prstGeom>
+                  </pic:spPr>
+                </pic:pic>
+              </a:graphicData>
+            </a:graphic>
+          </wp:inline>
+        </w:drawing>
+      </w:r>
+    </w:p>
+    <w:p>
+      <w:pPr>
+        <w:pStyle w:val="ListParagraph"/>
+        <w:rPr>
+          <w:lang w:val="en-US"/>
+        </w:rPr>
+      </w:pPr>
+      <w:r>
+        <w:rPr>
+          <w:noProof/>
+        </w:rPr>
+        <w:lastRenderedPageBreak/>
+        <w:drawing>
+          <wp:inline distT="0" distB="0" distL="0" distR="0" wp14:anchorId="062CCB44" wp14:editId="4C4D4258">
+            <wp:extent cx="5731510" cy="2138680"/>
+            <wp:effectExtent l="0" t="0" r="2540" b="0"/>
+            <wp:docPr id="1074149958" name="Picture 1"/>
+            <wp:cNvGraphicFramePr>
+              <a:graphicFrameLocks xmlns:a="http://schemas.openxmlformats.org/drawingml/2006/main" noChangeAspect="1"/>
+            </wp:cNvGraphicFramePr>
+            <a:graphic xmlns:a="http://schemas.openxmlformats.org/drawingml/2006/main">
+              <a:graphicData uri="http://schemas.openxmlformats.org/drawingml/2006/picture">
+                <pic:pic xmlns:pic="http://schemas.openxmlformats.org/drawingml/2006/picture">
+                  <pic:nvPicPr>
+                    <pic:cNvPr id="1074149958" name=""/>
+                    <pic:cNvPicPr/>
+                  </pic:nvPicPr>
+                  <pic:blipFill>
+                    <a:blip r:embed="rId15"/>
+                    <a:stretch>
+                      <a:fillRect/>
+                    </a:stretch>
+                  </pic:blipFill>
+                  <pic:spPr>
+                    <a:xfrm>
+                      <a:off x="0" y="0"/>
+                      <a:ext cx="5731510" cy="2138680"/>
+                    </a:xfrm>
+                    <a:prstGeom prst="rect">
+                      <a:avLst/>
+                    </a:prstGeom>
+                  </pic:spPr>
+                </pic:pic>
+              </a:graphicData>
+            </a:graphic>
+          </wp:inline>
+        </w:drawing>
+      </w:r>
+    </w:p>
+    <w:p>
+      <w:pPr>
+        <w:pStyle w:val="ListParagraph"/>
+        <w:rPr>
+          <w:lang w:val="en-US"/>
+        </w:rPr>
+      </w:pPr>
+      <w:r>
+        <w:rPr>
+          <w:noProof/>
+        </w:rPr>
+        <w:drawing>
+          <wp:inline distT="0" distB="0" distL="0" distR="0" wp14:anchorId="14DB679E" wp14:editId="12F66DE9">
+            <wp:extent cx="5731510" cy="2560320"/>
+            <wp:effectExtent l="0" t="0" r="2540" b="0"/>
+            <wp:docPr id="932781293" name="Picture 1"/>
+            <wp:cNvGraphicFramePr>
+              <a:graphicFrameLocks xmlns:a="http://schemas.openxmlformats.org/drawingml/2006/main" noChangeAspect="1"/>
+            </wp:cNvGraphicFramePr>
+            <a:graphic xmlns:a="http://schemas.openxmlformats.org/drawingml/2006/main">
+              <a:graphicData uri="http://schemas.openxmlformats.org/drawingml/2006/picture">
+                <pic:pic xmlns:pic="http://schemas.openxmlformats.org/drawingml/2006/picture">
+                  <pic:nvPicPr>
+                    <pic:cNvPr id="932781293" name=""/>
+                    <pic:cNvPicPr/>
+                  </pic:nvPicPr>
+                  <pic:blipFill>
+                    <a:blip r:embed="rId16"/>
+                    <a:stretch>
+                      <a:fillRect/>
+                    </a:stretch>
+                  </pic:blipFill>
+                  <pic:spPr>
+                    <a:xfrm>
+                      <a:off x="0" y="0"/>
+                      <a:ext cx="5731510" cy="2560320"/>
+                    </a:xfrm>
+                    <a:prstGeom prst="rect">
+                      <a:avLst/>
+                    </a:prstGeom>
+                  </pic:spPr>
+                </pic:pic>
+              </a:graphicData>
+            </a:graphic>
+          </wp:inline>
+        </w:drawing>
       </w:r>
     </w:p>
     <w:p>
@@ -2354,6 +4378,60 @@
       <w:spacing w:val="5"/>
     </w:rPr>
   </w:style>
+  <w:style w:type="paragraph" w:styleId="HTMLPreformatted">
+    <w:name w:val="HTML Preformatted"/>
+    <w:basedOn w:val="Normal"/>
+    <w:link w:val="HTMLPreformattedChar"/>
+    <w:uiPriority w:val="99"/>
+    <w:semiHidden/>
+    <w:unhideWhenUsed/>
+    <w:rsid w:val="002A6374"/>
+    <w:pPr>
+      <w:tabs>
+        <w:tab w:val="left" w:pos="916"/>
+        <w:tab w:val="left" w:pos="1832"/>
+        <w:tab w:val="left" w:pos="2748"/>
+        <w:tab w:val="left" w:pos="3664"/>
+        <w:tab w:val="left" w:pos="4580"/>
+        <w:tab w:val="left" w:pos="5496"/>
+        <w:tab w:val="left" w:pos="6412"/>
+        <w:tab w:val="left" w:pos="7328"/>
+        <w:tab w:val="left" w:pos="8244"/>
+        <w:tab w:val="left" w:pos="9160"/>
+        <w:tab w:val="left" w:pos="10076"/>
+        <w:tab w:val="left" w:pos="10992"/>
+        <w:tab w:val="left" w:pos="11908"/>
+        <w:tab w:val="left" w:pos="12824"/>
+        <w:tab w:val="left" w:pos="13740"/>
+        <w:tab w:val="left" w:pos="14656"/>
+      </w:tabs>
+      <w:spacing w:after="0" w:line="240" w:lineRule="auto"/>
+    </w:pPr>
+    <w:rPr>
+      <w:rFonts w:ascii="Courier New" w:eastAsia="Times New Roman" w:hAnsi="Courier New" w:cs="Courier New"/>
+      <w:kern w:val="0"/>
+      <w:sz w:val="20"/>
+      <w:szCs w:val="20"/>
+      <w:lang w:eastAsia="en-IN"/>
+      <w14:ligatures w14:val="none"/>
+    </w:rPr>
+  </w:style>
+  <w:style w:type="character" w:customStyle="1" w:styleId="HTMLPreformattedChar">
+    <w:name w:val="HTML Preformatted Char"/>
+    <w:basedOn w:val="DefaultParagraphFont"/>
+    <w:link w:val="HTMLPreformatted"/>
+    <w:uiPriority w:val="99"/>
+    <w:semiHidden/>
+    <w:rsid w:val="002A6374"/>
+    <w:rPr>
+      <w:rFonts w:ascii="Courier New" w:eastAsia="Times New Roman" w:hAnsi="Courier New" w:cs="Courier New"/>
+      <w:kern w:val="0"/>
+      <w:sz w:val="20"/>
+      <w:szCs w:val="20"/>
+      <w:lang w:eastAsia="en-IN"/>
+      <w14:ligatures w14:val="none"/>
+    </w:rPr>
+  </w:style>
 </w:styles>
 </file>
 

--- a/NOTES/1_springboot internal working.docx
+++ b/NOTES/1_springboot internal working.docx
@@ -1061,21 +1061,7 @@
         <w:rPr>
           <w:lang w:val="en-US"/>
         </w:rPr>
-        <w:t xml:space="preserve"> </w:t>
-      </w:r>
-      <w:proofErr w:type="gramStart"/>
-      <w:r>
-        <w:rPr>
-          <w:lang w:val="en-US"/>
-        </w:rPr>
-        <w:t>won’t</w:t>
-      </w:r>
-      <w:proofErr w:type="gramEnd"/>
-      <w:r>
-        <w:rPr>
-          <w:lang w:val="en-US"/>
-        </w:rPr>
-        <w:t xml:space="preserve"> </w:t>
+        <w:t xml:space="preserve"> won’t </w:t>
       </w:r>
       <w:proofErr w:type="gramStart"/>
       <w:r>
@@ -1664,17 +1650,31 @@
         </w:rPr>
         <w:t xml:space="preserve">return new </w:t>
       </w:r>
-      <w:r>
-        <w:rPr>
-          <w:rFonts w:ascii="Courier New" w:eastAsia="Times New Roman" w:hAnsi="Courier New" w:cs="Courier New"/>
-          <w:color w:val="BCBEC4"/>
-          <w:kern w:val="0"/>
-          <w:sz w:val="20"/>
-          <w:szCs w:val="20"/>
-          <w:lang w:eastAsia="en-IN"/>
-          <w14:ligatures w14:val="none"/>
-        </w:rPr>
-        <w:t>ArrayList&lt;&gt;(</w:t>
+      <w:proofErr w:type="spellStart"/>
+      <w:r>
+        <w:rPr>
+          <w:rFonts w:ascii="Courier New" w:eastAsia="Times New Roman" w:hAnsi="Courier New" w:cs="Courier New"/>
+          <w:color w:val="BCBEC4"/>
+          <w:kern w:val="0"/>
+          <w:sz w:val="20"/>
+          <w:szCs w:val="20"/>
+          <w:lang w:eastAsia="en-IN"/>
+          <w14:ligatures w14:val="none"/>
+        </w:rPr>
+        <w:t>ArrayList</w:t>
+      </w:r>
+      <w:proofErr w:type="spellEnd"/>
+      <w:r>
+        <w:rPr>
+          <w:rFonts w:ascii="Courier New" w:eastAsia="Times New Roman" w:hAnsi="Courier New" w:cs="Courier New"/>
+          <w:color w:val="BCBEC4"/>
+          <w:kern w:val="0"/>
+          <w:sz w:val="20"/>
+          <w:szCs w:val="20"/>
+          <w:lang w:eastAsia="en-IN"/>
+          <w14:ligatures w14:val="none"/>
+        </w:rPr>
+        <w:t>&lt;&gt;(</w:t>
       </w:r>
       <w:proofErr w:type="spellStart"/>
       <w:r>
@@ -3229,6 +3229,214 @@
           </wp:inline>
         </w:drawing>
       </w:r>
+    </w:p>
+    <w:p>
+      <w:pPr>
+        <w:pStyle w:val="ListParagraph"/>
+        <w:rPr>
+          <w:lang w:val="en-US"/>
+        </w:rPr>
+      </w:pPr>
+    </w:p>
+    <w:p>
+      <w:pPr>
+        <w:pStyle w:val="ListParagraph"/>
+        <w:numPr>
+          <w:ilvl w:val="0"/>
+          <w:numId w:val="1"/>
+        </w:numPr>
+        <w:rPr>
+          <w:lang w:val="en-US"/>
+        </w:rPr>
+      </w:pPr>
+      <w:proofErr w:type="gramStart"/>
+      <w:r>
+        <w:rPr>
+          <w:lang w:val="en-US"/>
+        </w:rPr>
+        <w:t>Control ,</w:t>
+      </w:r>
+      <w:proofErr w:type="gramEnd"/>
+      <w:r>
+        <w:rPr>
+          <w:lang w:val="en-US"/>
+        </w:rPr>
+        <w:t xml:space="preserve"> service, repository:</w:t>
+      </w:r>
+    </w:p>
+    <w:p>
+      <w:pPr>
+        <w:pStyle w:val="ListParagraph"/>
+        <w:rPr>
+          <w:lang w:val="en-US"/>
+        </w:rPr>
+      </w:pPr>
+      <w:r>
+        <w:rPr>
+          <w:lang w:val="en-US"/>
+        </w:rPr>
+        <w:t>Control -&gt; Service -&gt; repository</w:t>
+      </w:r>
+    </w:p>
+    <w:p>
+      <w:pPr>
+        <w:pStyle w:val="HTMLPreformatted"/>
+        <w:shd w:val="clear" w:color="auto" w:fill="191A1C"/>
+        <w:rPr>
+          <w:color w:val="BCBEC4"/>
+        </w:rPr>
+      </w:pPr>
+      <w:r>
+        <w:rPr>
+          <w:color w:val="CF8E6D"/>
+        </w:rPr>
+        <w:t xml:space="preserve">public interface </w:t>
+      </w:r>
+      <w:proofErr w:type="spellStart"/>
+      <w:r>
+        <w:rPr>
+          <w:color w:val="BCBEC4"/>
+        </w:rPr>
+        <w:t>JournalEntryRepository</w:t>
+      </w:r>
+      <w:proofErr w:type="spellEnd"/>
+      <w:r>
+        <w:rPr>
+          <w:color w:val="BCBEC4"/>
+        </w:rPr>
+        <w:t xml:space="preserve"> </w:t>
+      </w:r>
+      <w:r>
+        <w:rPr>
+          <w:color w:val="CF8E6D"/>
+        </w:rPr>
+        <w:t xml:space="preserve">extends </w:t>
+      </w:r>
+      <w:proofErr w:type="spellStart"/>
+      <w:r>
+        <w:rPr>
+          <w:color w:val="BCBEC4"/>
+        </w:rPr>
+        <w:t>MongoRepository</w:t>
+      </w:r>
+      <w:proofErr w:type="spellEnd"/>
+      <w:r>
+        <w:rPr>
+          <w:color w:val="BCBEC4"/>
+        </w:rPr>
+        <w:t>&lt;</w:t>
+      </w:r>
+      <w:proofErr w:type="spellStart"/>
+      <w:proofErr w:type="gramStart"/>
+      <w:r>
+        <w:rPr>
+          <w:color w:val="BCBEC4"/>
+        </w:rPr>
+        <w:t>JournalEntry,String</w:t>
+      </w:r>
+      <w:proofErr w:type="spellEnd"/>
+      <w:proofErr w:type="gramEnd"/>
+      <w:r>
+        <w:rPr>
+          <w:color w:val="BCBEC4"/>
+        </w:rPr>
+        <w:t>&gt; {</w:t>
+      </w:r>
+      <w:r>
+        <w:rPr>
+          <w:color w:val="BCBEC4"/>
+        </w:rPr>
+        <w:br/>
+      </w:r>
+      <w:r>
+        <w:rPr>
+          <w:color w:val="BCBEC4"/>
+        </w:rPr>
+        <w:br/>
+        <w:t>}</w:t>
+      </w:r>
+    </w:p>
+    <w:p>
+      <w:pPr>
+        <w:pStyle w:val="ListParagraph"/>
+        <w:rPr>
+          <w:lang w:val="en-US"/>
+        </w:rPr>
+      </w:pPr>
+      <w:proofErr w:type="spellStart"/>
+      <w:proofErr w:type="gramStart"/>
+      <w:r>
+        <w:rPr>
+          <w:lang w:val="en-US"/>
+        </w:rPr>
+        <w:t>Here,MongoRepository</w:t>
+      </w:r>
+      <w:proofErr w:type="spellEnd"/>
+      <w:proofErr w:type="gramEnd"/>
+      <w:r>
+        <w:rPr>
+          <w:lang w:val="en-US"/>
+        </w:rPr>
+        <w:t xml:space="preserve">&lt;Object ka name </w:t>
+      </w:r>
+      <w:proofErr w:type="spellStart"/>
+      <w:r>
+        <w:rPr>
+          <w:lang w:val="en-US"/>
+        </w:rPr>
+        <w:t>jispe</w:t>
+      </w:r>
+      <w:proofErr w:type="spellEnd"/>
+      <w:r>
+        <w:rPr>
+          <w:lang w:val="en-US"/>
+        </w:rPr>
+        <w:t xml:space="preserve"> work </w:t>
+      </w:r>
+      <w:proofErr w:type="spellStart"/>
+      <w:r>
+        <w:rPr>
+          <w:lang w:val="en-US"/>
+        </w:rPr>
+        <w:t>karna</w:t>
+      </w:r>
+      <w:proofErr w:type="spellEnd"/>
+      <w:r>
+        <w:rPr>
+          <w:lang w:val="en-US"/>
+        </w:rPr>
+        <w:t xml:space="preserve"> </w:t>
+      </w:r>
+      <w:proofErr w:type="spellStart"/>
+      <w:proofErr w:type="gramStart"/>
+      <w:r>
+        <w:rPr>
+          <w:lang w:val="en-US"/>
+        </w:rPr>
+        <w:t>hai</w:t>
+      </w:r>
+      <w:proofErr w:type="spellEnd"/>
+      <w:r>
+        <w:rPr>
+          <w:lang w:val="en-US"/>
+        </w:rPr>
+        <w:t xml:space="preserve"> ,</w:t>
+      </w:r>
+      <w:proofErr w:type="gramEnd"/>
+      <w:r>
+        <w:rPr>
+          <w:lang w:val="en-US"/>
+        </w:rPr>
+        <w:t xml:space="preserve"> ID ka type&gt;</w:t>
+      </w:r>
+    </w:p>
+    <w:p>
+      <w:pPr>
+        <w:pStyle w:val="ListParagraph"/>
+        <w:rPr>
+          <w:lang w:val="en-US"/>
+        </w:rPr>
+      </w:pPr>
     </w:p>
     <w:p>
       <w:pPr>
@@ -4064,7 +4272,6 @@
   <w:style w:type="character" w:default="1" w:styleId="DefaultParagraphFont">
     <w:name w:val="Default Paragraph Font"/>
     <w:uiPriority w:val="1"/>
-    <w:semiHidden/>
     <w:unhideWhenUsed/>
   </w:style>
   <w:style w:type="table" w:default="1" w:styleId="TableNormal">
